--- a/klagomål/A 15774-2026 FSC-klagomål.docx
+++ b/klagomål/A 15774-2026 FSC-klagomål.docx
@@ -811,7 +811,7 @@
     <w:r>
       <w:tab/>
       <w:tab/>
-      <w:t>2026-04-14</w:t>
+      <w:t>2026-04-15</w:t>
       <w:br/>
       <w:br/>
     </w:r>

--- a/klagomål/A 15774-2026 FSC-klagomål.docx
+++ b/klagomål/A 15774-2026 FSC-klagomål.docx
@@ -811,7 +811,7 @@
     <w:r>
       <w:tab/>
       <w:tab/>
-      <w:t>2026-04-15</w:t>
+      <w:t>2026-04-16</w:t>
       <w:br/>
       <w:br/>
     </w:r>

--- a/klagomål/A 15774-2026 FSC-klagomål.docx
+++ b/klagomål/A 15774-2026 FSC-klagomål.docx
@@ -811,7 +811,7 @@
     <w:r>
       <w:tab/>
       <w:tab/>
-      <w:t>2026-04-16</w:t>
+      <w:t>2026-04-17</w:t>
       <w:br/>
       <w:br/>
     </w:r>

--- a/klagomål/A 15774-2026 FSC-klagomål.docx
+++ b/klagomål/A 15774-2026 FSC-klagomål.docx
@@ -811,7 +811,7 @@
     <w:r>
       <w:tab/>
       <w:tab/>
-      <w:t>2026-04-17</w:t>
+      <w:t>2026-04-18</w:t>
       <w:br/>
       <w:br/>
     </w:r>

--- a/klagomål/A 15774-2026 FSC-klagomål.docx
+++ b/klagomål/A 15774-2026 FSC-klagomål.docx
@@ -811,7 +811,7 @@
     <w:r>
       <w:tab/>
       <w:tab/>
-      <w:t>2026-04-18</w:t>
+      <w:t>2026-04-19</w:t>
       <w:br/>
       <w:br/>
     </w:r>

--- a/klagomål/A 15774-2026 FSC-klagomål.docx
+++ b/klagomål/A 15774-2026 FSC-klagomål.docx
@@ -811,7 +811,7 @@
     <w:r>
       <w:tab/>
       <w:tab/>
-      <w:t>2026-04-19</w:t>
+      <w:t>2026-04-20</w:t>
       <w:br/>
       <w:br/>
     </w:r>

--- a/klagomål/A 15774-2026 FSC-klagomål.docx
+++ b/klagomål/A 15774-2026 FSC-klagomål.docx
@@ -811,7 +811,7 @@
     <w:r>
       <w:tab/>
       <w:tab/>
-      <w:t>2026-04-20</w:t>
+      <w:t>2026-04-21</w:t>
       <w:br/>
       <w:br/>
     </w:r>

--- a/klagomål/A 15774-2026 FSC-klagomål.docx
+++ b/klagomål/A 15774-2026 FSC-klagomål.docx
@@ -811,7 +811,7 @@
     <w:r>
       <w:tab/>
       <w:tab/>
-      <w:t>2026-04-21</w:t>
+      <w:t>2026-04-22</w:t>
       <w:br/>
       <w:br/>
     </w:r>

--- a/klagomål/A 15774-2026 FSC-klagomål.docx
+++ b/klagomål/A 15774-2026 FSC-klagomål.docx
@@ -811,7 +811,7 @@
     <w:r>
       <w:tab/>
       <w:tab/>
-      <w:t>2026-04-22</w:t>
+      <w:t>2026-04-23</w:t>
       <w:br/>
       <w:br/>
     </w:r>

--- a/klagomål/A 15774-2026 FSC-klagomål.docx
+++ b/klagomål/A 15774-2026 FSC-klagomål.docx
@@ -811,7 +811,7 @@
     <w:r>
       <w:tab/>
       <w:tab/>
-      <w:t>2026-04-23</w:t>
+      <w:t>2026-04-24</w:t>
       <w:br/>
       <w:br/>
     </w:r>

--- a/klagomål/A 15774-2026 FSC-klagomål.docx
+++ b/klagomål/A 15774-2026 FSC-klagomål.docx
@@ -811,7 +811,7 @@
     <w:r>
       <w:tab/>
       <w:tab/>
-      <w:t>2026-04-24</w:t>
+      <w:t>2026-04-25</w:t>
       <w:br/>
       <w:br/>
     </w:r>

--- a/klagomål/A 15774-2026 FSC-klagomål.docx
+++ b/klagomål/A 15774-2026 FSC-klagomål.docx
@@ -811,7 +811,7 @@
     <w:r>
       <w:tab/>
       <w:tab/>
-      <w:t>2026-04-25</w:t>
+      <w:t>2026-04-26</w:t>
       <w:br/>
       <w:br/>
     </w:r>

--- a/klagomål/A 15774-2026 FSC-klagomål.docx
+++ b/klagomål/A 15774-2026 FSC-klagomål.docx
@@ -811,7 +811,7 @@
     <w:r>
       <w:tab/>
       <w:tab/>
-      <w:t>2026-04-26</w:t>
+      <w:t>2026-04-27</w:t>
       <w:br/>
       <w:br/>
     </w:r>

--- a/klagomål/A 15774-2026 FSC-klagomål.docx
+++ b/klagomål/A 15774-2026 FSC-klagomål.docx
@@ -811,7 +811,7 @@
     <w:r>
       <w:tab/>
       <w:tab/>
-      <w:t>2026-04-27</w:t>
+      <w:t>2026-04-28</w:t>
       <w:br/>
       <w:br/>
     </w:r>

--- a/klagomål/A 15774-2026 FSC-klagomål.docx
+++ b/klagomål/A 15774-2026 FSC-klagomål.docx
@@ -811,7 +811,7 @@
     <w:r>
       <w:tab/>
       <w:tab/>
-      <w:t>2026-04-28</w:t>
+      <w:t>2026-04-29</w:t>
       <w:br/>
       <w:br/>
     </w:r>

--- a/klagomål/A 15774-2026 FSC-klagomål.docx
+++ b/klagomål/A 15774-2026 FSC-klagomål.docx
@@ -811,7 +811,7 @@
     <w:r>
       <w:tab/>
       <w:tab/>
-      <w:t>2026-04-29</w:t>
+      <w:t>2026-04-30</w:t>
       <w:br/>
       <w:br/>
     </w:r>

--- a/klagomål/A 15774-2026 FSC-klagomål.docx
+++ b/klagomål/A 15774-2026 FSC-klagomål.docx
@@ -811,7 +811,7 @@
     <w:r>
       <w:tab/>
       <w:tab/>
-      <w:t>2026-04-30</w:t>
+      <w:t>2026-05-01</w:t>
       <w:br/>
       <w:br/>
     </w:r>

--- a/klagomål/A 15774-2026 FSC-klagomål.docx
+++ b/klagomål/A 15774-2026 FSC-klagomål.docx
@@ -811,7 +811,7 @@
     <w:r>
       <w:tab/>
       <w:tab/>
-      <w:t>2026-05-01</w:t>
+      <w:t>2026-05-02</w:t>
       <w:br/>
       <w:br/>
     </w:r>

--- a/klagomål/A 15774-2026 FSC-klagomål.docx
+++ b/klagomål/A 15774-2026 FSC-klagomål.docx
@@ -811,7 +811,7 @@
     <w:r>
       <w:tab/>
       <w:tab/>
-      <w:t>2026-05-02</w:t>
+      <w:t>2026-05-03</w:t>
       <w:br/>
       <w:br/>
     </w:r>

--- a/klagomål/A 15774-2026 FSC-klagomål.docx
+++ b/klagomål/A 15774-2026 FSC-klagomål.docx
@@ -811,7 +811,7 @@
     <w:r>
       <w:tab/>
       <w:tab/>
-      <w:t>2026-05-03</w:t>
+      <w:t>2026-05-04</w:t>
       <w:br/>
       <w:br/>
     </w:r>

--- a/klagomål/A 15774-2026 FSC-klagomål.docx
+++ b/klagomål/A 15774-2026 FSC-klagomål.docx
@@ -811,7 +811,7 @@
     <w:r>
       <w:tab/>
       <w:tab/>
-      <w:t>2026-05-04</w:t>
+      <w:t>2026-05-05</w:t>
       <w:br/>
       <w:br/>
     </w:r>

--- a/klagomål/A 15774-2026 FSC-klagomål.docx
+++ b/klagomål/A 15774-2026 FSC-klagomål.docx
@@ -811,7 +811,7 @@
     <w:r>
       <w:tab/>
       <w:tab/>
-      <w:t>2026-05-05</w:t>
+      <w:t>2026-05-06</w:t>
       <w:br/>
       <w:br/>
     </w:r>

--- a/klagomål/A 15774-2026 FSC-klagomål.docx
+++ b/klagomål/A 15774-2026 FSC-klagomål.docx
@@ -811,7 +811,7 @@
     <w:r>
       <w:tab/>
       <w:tab/>
-      <w:t>2026-05-16</w:t>
+      <w:t>2026-05-17</w:t>
       <w:br/>
       <w:br/>
     </w:r>

--- a/klagomål/A 15774-2026 FSC-klagomål.docx
+++ b/klagomål/A 15774-2026 FSC-klagomål.docx
@@ -811,7 +811,7 @@
     <w:r>
       <w:tab/>
       <w:tab/>
-      <w:t>2026-05-17</w:t>
+      <w:t>2026-05-18</w:t>
       <w:br/>
       <w:br/>
     </w:r>

--- a/klagomål/A 15774-2026 FSC-klagomål.docx
+++ b/klagomål/A 15774-2026 FSC-klagomål.docx
@@ -811,7 +811,7 @@
     <w:r>
       <w:tab/>
       <w:tab/>
-      <w:t>2026-05-18</w:t>
+      <w:t>2026-05-19</w:t>
       <w:br/>
       <w:br/>
     </w:r>

--- a/klagomål/A 15774-2026 FSC-klagomål.docx
+++ b/klagomål/A 15774-2026 FSC-klagomål.docx
@@ -811,7 +811,7 @@
     <w:r>
       <w:tab/>
       <w:tab/>
-      <w:t>2026-05-19</w:t>
+      <w:t>2026-05-20</w:t>
       <w:br/>
       <w:br/>
     </w:r>

--- a/klagomål/A 15774-2026 FSC-klagomål.docx
+++ b/klagomål/A 15774-2026 FSC-klagomål.docx
@@ -811,7 +811,7 @@
     <w:r>
       <w:tab/>
       <w:tab/>
-      <w:t>2026-05-20</w:t>
+      <w:t>2026-05-21</w:t>
       <w:br/>
       <w:br/>
     </w:r>

--- a/klagomål/A 15774-2026 FSC-klagomål.docx
+++ b/klagomål/A 15774-2026 FSC-klagomål.docx
@@ -811,7 +811,7 @@
     <w:r>
       <w:tab/>
       <w:tab/>
-      <w:t>2026-05-21</w:t>
+      <w:t>2026-05-22</w:t>
       <w:br/>
       <w:br/>
     </w:r>

--- a/klagomål/A 15774-2026 FSC-klagomål.docx
+++ b/klagomål/A 15774-2026 FSC-klagomål.docx
@@ -811,7 +811,7 @@
     <w:r>
       <w:tab/>
       <w:tab/>
-      <w:t>2026-05-22</w:t>
+      <w:t>2026-05-23</w:t>
       <w:br/>
       <w:br/>
     </w:r>

--- a/klagomål/A 15774-2026 FSC-klagomål.docx
+++ b/klagomål/A 15774-2026 FSC-klagomål.docx
@@ -811,7 +811,7 @@
     <w:r>
       <w:tab/>
       <w:tab/>
-      <w:t>2026-05-23</w:t>
+      <w:t>2026-05-24</w:t>
       <w:br/>
       <w:br/>
     </w:r>

--- a/klagomål/A 15774-2026 FSC-klagomål.docx
+++ b/klagomål/A 15774-2026 FSC-klagomål.docx
@@ -811,7 +811,7 @@
     <w:r>
       <w:tab/>
       <w:tab/>
-      <w:t>2026-05-24</w:t>
+      <w:t>2026-05-25</w:t>
       <w:br/>
       <w:br/>
     </w:r>

--- a/klagomål/A 15774-2026 FSC-klagomål.docx
+++ b/klagomål/A 15774-2026 FSC-klagomål.docx
@@ -811,7 +811,7 @@
     <w:r>
       <w:tab/>
       <w:tab/>
-      <w:t>2026-05-25</w:t>
+      <w:t>2026-05-26</w:t>
       <w:br/>
       <w:br/>
     </w:r>

--- a/klagomål/A 15774-2026 FSC-klagomål.docx
+++ b/klagomål/A 15774-2026 FSC-klagomål.docx
@@ -811,7 +811,7 @@
     <w:r>
       <w:tab/>
       <w:tab/>
-      <w:t>2026-05-26</w:t>
+      <w:t>2026-05-27</w:t>
       <w:br/>
       <w:br/>
     </w:r>

--- a/klagomål/A 15774-2026 FSC-klagomål.docx
+++ b/klagomål/A 15774-2026 FSC-klagomål.docx
@@ -811,7 +811,7 @@
     <w:r>
       <w:tab/>
       <w:tab/>
-      <w:t>2026-05-27</w:t>
+      <w:t>2026-05-28</w:t>
       <w:br/>
       <w:br/>
     </w:r>

--- a/klagomål/A 15774-2026 FSC-klagomål.docx
+++ b/klagomål/A 15774-2026 FSC-klagomål.docx
@@ -811,7 +811,7 @@
     <w:r>
       <w:tab/>
       <w:tab/>
-      <w:t>2026-05-28</w:t>
+      <w:t>2026-05-29</w:t>
       <w:br/>
       <w:br/>
     </w:r>

--- a/klagomål/A 15774-2026 FSC-klagomål.docx
+++ b/klagomål/A 15774-2026 FSC-klagomål.docx
@@ -811,7 +811,7 @@
     <w:r>
       <w:tab/>
       <w:tab/>
-      <w:t>2026-05-29</w:t>
+      <w:t>2026-05-30</w:t>
       <w:br/>
       <w:br/>
     </w:r>

--- a/klagomål/A 15774-2026 FSC-klagomål.docx
+++ b/klagomål/A 15774-2026 FSC-klagomål.docx
@@ -811,7 +811,7 @@
     <w:r>
       <w:tab/>
       <w:tab/>
-      <w:t>2026-05-30</w:t>
+      <w:t>2026-05-31</w:t>
       <w:br/>
       <w:br/>
     </w:r>

--- a/klagomål/A 15774-2026 FSC-klagomål.docx
+++ b/klagomål/A 15774-2026 FSC-klagomål.docx
@@ -811,7 +811,7 @@
     <w:r>
       <w:tab/>
       <w:tab/>
-      <w:t>2026-05-31</w:t>
+      <w:t>2026-06-01</w:t>
       <w:br/>
       <w:br/>
     </w:r>

--- a/klagomål/A 15774-2026 FSC-klagomål.docx
+++ b/klagomål/A 15774-2026 FSC-klagomål.docx
@@ -811,7 +811,7 @@
     <w:r>
       <w:tab/>
       <w:tab/>
-      <w:t>2026-06-01</w:t>
+      <w:t>2026-06-02</w:t>
       <w:br/>
       <w:br/>
     </w:r>

--- a/klagomål/A 15774-2026 FSC-klagomål.docx
+++ b/klagomål/A 15774-2026 FSC-klagomål.docx
@@ -811,7 +811,7 @@
     <w:r>
       <w:tab/>
       <w:tab/>
-      <w:t>2026-06-02</w:t>
+      <w:t>2026-06-03</w:t>
       <w:br/>
       <w:br/>
     </w:r>

--- a/klagomål/A 15774-2026 FSC-klagomål.docx
+++ b/klagomål/A 15774-2026 FSC-klagomål.docx
@@ -811,7 +811,7 @@
     <w:r>
       <w:tab/>
       <w:tab/>
-      <w:t>2026-06-03</w:t>
+      <w:t>2026-06-04</w:t>
       <w:br/>
       <w:br/>
     </w:r>

--- a/klagomål/A 15774-2026 FSC-klagomål.docx
+++ b/klagomål/A 15774-2026 FSC-klagomål.docx
@@ -811,7 +811,7 @@
     <w:r>
       <w:tab/>
       <w:tab/>
-      <w:t>2026-06-04</w:t>
+      <w:t>2026-06-05</w:t>
       <w:br/>
       <w:br/>
     </w:r>

--- a/klagomål/A 15774-2026 FSC-klagomål.docx
+++ b/klagomål/A 15774-2026 FSC-klagomål.docx
@@ -811,7 +811,7 @@
     <w:r>
       <w:tab/>
       <w:tab/>
-      <w:t>2026-06-05</w:t>
+      <w:t>2026-06-06</w:t>
       <w:br/>
       <w:br/>
     </w:r>

--- a/klagomål/A 15774-2026 FSC-klagomål.docx
+++ b/klagomål/A 15774-2026 FSC-klagomål.docx
@@ -811,7 +811,7 @@
     <w:r>
       <w:tab/>
       <w:tab/>
-      <w:t>2026-06-06</w:t>
+      <w:t>2026-06-07</w:t>
       <w:br/>
       <w:br/>
     </w:r>

--- a/klagomål/A 15774-2026 FSC-klagomål.docx
+++ b/klagomål/A 15774-2026 FSC-klagomål.docx
@@ -811,7 +811,7 @@
     <w:r>
       <w:tab/>
       <w:tab/>
-      <w:t>2026-06-07</w:t>
+      <w:t>2026-06-08</w:t>
       <w:br/>
       <w:br/>
     </w:r>

--- a/klagomål/A 15774-2026 FSC-klagomål.docx
+++ b/klagomål/A 15774-2026 FSC-klagomål.docx
@@ -811,7 +811,7 @@
     <w:r>
       <w:tab/>
       <w:tab/>
-      <w:t>2026-06-08</w:t>
+      <w:t>2026-06-09</w:t>
       <w:br/>
       <w:br/>
     </w:r>

--- a/klagomål/A 15774-2026 FSC-klagomål.docx
+++ b/klagomål/A 15774-2026 FSC-klagomål.docx
@@ -811,7 +811,7 @@
     <w:r>
       <w:tab/>
       <w:tab/>
-      <w:t>2026-06-09</w:t>
+      <w:t>2026-06-10</w:t>
       <w:br/>
       <w:br/>
     </w:r>

--- a/klagomål/A 15774-2026 FSC-klagomål.docx
+++ b/klagomål/A 15774-2026 FSC-klagomål.docx
@@ -811,7 +811,7 @@
     <w:r>
       <w:tab/>
       <w:tab/>
-      <w:t>2026-06-10</w:t>
+      <w:t>2026-06-11</w:t>
       <w:br/>
       <w:br/>
     </w:r>

--- a/klagomål/A 15774-2026 FSC-klagomål.docx
+++ b/klagomål/A 15774-2026 FSC-klagomål.docx
@@ -811,7 +811,7 @@
     <w:r>
       <w:tab/>
       <w:tab/>
-      <w:t>2026-06-11</w:t>
+      <w:t>2026-06-12</w:t>
       <w:br/>
       <w:br/>
     </w:r>

--- a/klagomål/A 15774-2026 FSC-klagomål.docx
+++ b/klagomål/A 15774-2026 FSC-klagomål.docx
@@ -811,7 +811,7 @@
     <w:r>
       <w:tab/>
       <w:tab/>
-      <w:t>2026-06-12</w:t>
+      <w:t>2026-06-13</w:t>
       <w:br/>
       <w:br/>
     </w:r>

--- a/klagomål/A 15774-2026 FSC-klagomål.docx
+++ b/klagomål/A 15774-2026 FSC-klagomål.docx
@@ -811,7 +811,7 @@
     <w:r>
       <w:tab/>
       <w:tab/>
-      <w:t>2026-06-13</w:t>
+      <w:t>2026-06-14</w:t>
       <w:br/>
       <w:br/>
     </w:r>

--- a/klagomål/A 15774-2026 FSC-klagomål.docx
+++ b/klagomål/A 15774-2026 FSC-klagomål.docx
@@ -811,7 +811,7 @@
     <w:r>
       <w:tab/>
       <w:tab/>
-      <w:t>2026-06-15</w:t>
+      <w:t>2026-06-16</w:t>
       <w:br/>
       <w:br/>
     </w:r>

--- a/klagomål/A 15774-2026 FSC-klagomål.docx
+++ b/klagomål/A 15774-2026 FSC-klagomål.docx
@@ -811,7 +811,7 @@
     <w:r>
       <w:tab/>
       <w:tab/>
-      <w:t>2026-06-16</w:t>
+      <w:t>2026-06-17</w:t>
       <w:br/>
       <w:br/>
     </w:r>

--- a/klagomål/A 15774-2026 FSC-klagomål.docx
+++ b/klagomål/A 15774-2026 FSC-klagomål.docx
@@ -1,6 +1,6 @@
 
 <file path=word/document.xml><?xml version="1.0" encoding="utf-8"?>
-<w:document xmlns:wpc="http://schemas.microsoft.com/office/word/2010/wordprocessingCanvas" xmlns:cx="http://schemas.microsoft.com/office/drawing/2014/chartex" xmlns:cx1="http://schemas.microsoft.com/office/drawing/2015/9/8/chartex" xmlns:cx2="http://schemas.microsoft.com/office/drawing/2015/10/21/chartex" xmlns:cx3="http://schemas.microsoft.com/office/drawing/2016/5/9/chartex" xmlns:cx4="http://schemas.microsoft.com/office/drawing/2016/5/10/chartex" xmlns:cx5="http://schemas.microsoft.com/office/drawing/2016/5/11/chartex" xmlns:cx6="http://schemas.microsoft.com/office/drawing/2016/5/12/chartex" xmlns:cx7="http://schemas.microsoft.com/office/drawing/2016/5/13/chartex" xmlns:cx8="http://schemas.microsoft.com/office/drawing/2016/5/14/chartex" xmlns:mc="http://schemas.openxmlformats.org/markup-compatibility/2006" xmlns:aink="http://schemas.microsoft.com/office/drawing/2016/ink" xmlns:am3d="http://schemas.microsoft.com/office/drawing/2017/model3d" xmlns:o="urn:schemas-microsoft-com:office:office" xmlns:oel="http://schemas.microsoft.com/office/2019/extlst" xmlns:r="http://schemas.openxmlformats.org/officeDocument/2006/relationships" xmlns:m="http://schemas.openxmlformats.org/officeDocument/2006/math" xmlns:v="urn:schemas-microsoft-com:vml" xmlns:wp14="http://schemas.microsoft.com/office/word/2010/wordprocessingDrawing" xmlns:wp="http://schemas.openxmlformats.org/drawingml/2006/wordprocessingDrawing" xmlns:w10="urn:schemas-microsoft-com:office:word" xmlns:w="http://schemas.openxmlformats.org/wordprocessingml/2006/main" xmlns:w14="http://schemas.microsoft.com/office/word/2010/wordml" xmlns:w15="http://schemas.microsoft.com/office/word/2012/wordml" xmlns:w16cex="http://schemas.microsoft.com/office/word/2018/wordml/cex" xmlns:w16cid="http://schemas.microsoft.com/office/word/2016/wordml/cid" xmlns:w16="http://schemas.microsoft.com/office/word/2018/wordml" xmlns:w16sdtdh="http://schemas.microsoft.com/office/word/2020/wordml/sdtdatahash" xmlns:w16se="http://schemas.microsoft.com/office/word/2015/wordml/symex" xmlns:wpg="http://schemas.microsoft.com/office/word/2010/wordprocessingGroup" xmlns:wpi="http://schemas.microsoft.com/office/word/2010/wordprocessingInk" xmlns:wne="http://schemas.microsoft.com/office/word/2006/wordml" xmlns:wps="http://schemas.microsoft.com/office/word/2010/wordprocessingShape" mc:Ignorable="w14 w15 w16se w16cid w16 w16cex w16sdtdh wp14">
+<w:document xmlns:wpc="http://schemas.microsoft.com/office/word/2010/wordprocessingCanvas" xmlns:cx="http://schemas.microsoft.com/office/drawing/2014/chartex" xmlns:cx1="http://schemas.microsoft.com/office/drawing/2015/9/8/chartex" xmlns:cx2="http://schemas.microsoft.com/office/drawing/2015/10/21/chartex" xmlns:cx3="http://schemas.microsoft.com/office/drawing/2016/5/9/chartex" xmlns:cx4="http://schemas.microsoft.com/office/drawing/2016/5/10/chartex" xmlns:cx5="http://schemas.microsoft.com/office/drawing/2016/5/11/chartex" xmlns:cx6="http://schemas.microsoft.com/office/drawing/2016/5/12/chartex" xmlns:cx7="http://schemas.microsoft.com/office/drawing/2016/5/13/chartex" xmlns:cx8="http://schemas.microsoft.com/office/drawing/2016/5/14/chartex" xmlns:mc="http://schemas.openxmlformats.org/markup-compatibility/2006" xmlns:aink="http://schemas.microsoft.com/office/drawing/2016/ink" xmlns:am3d="http://schemas.microsoft.com/office/drawing/2017/model3d" xmlns:o="urn:schemas-microsoft-com:office:office" xmlns:oel="http://schemas.microsoft.com/office/2019/extlst" xmlns:r="http://schemas.openxmlformats.org/officeDocument/2006/relationships" xmlns:m="http://schemas.openxmlformats.org/officeDocument/2006/math" xmlns:v="urn:schemas-microsoft-com:vml" xmlns:wp14="http://schemas.microsoft.com/office/word/2010/wordprocessingDrawing" xmlns:wp="http://schemas.openxmlformats.org/drawingml/2006/wordprocessingDrawing" xmlns:w10="urn:schemas-microsoft-com:office:word" xmlns:w="http://schemas.openxmlformats.org/wordprocessingml/2006/main" xmlns:w14="http://schemas.microsoft.com/office/word/2010/wordml" xmlns:w15="http://schemas.microsoft.com/office/word/2012/wordml" xmlns:w16cex="http://schemas.microsoft.com/office/word/2018/wordml/cex" xmlns:w16cid="http://schemas.microsoft.com/office/word/2016/wordml/cid" xmlns:w16="http://schemas.microsoft.com/office/word/2018/wordml" xmlns:w16du="http://schemas.microsoft.com/office/word/2023/wordml/word16du" xmlns:w16sdtdh="http://schemas.microsoft.com/office/word/2020/wordml/sdtdatahash" xmlns:w16sdtfl="http://schemas.microsoft.com/office/word/2024/wordml/sdtformatlock" xmlns:w16se="http://schemas.microsoft.com/office/word/2015/wordml/symex" xmlns:wpg="http://schemas.microsoft.com/office/word/2010/wordprocessingGroup" xmlns:wpi="http://schemas.microsoft.com/office/word/2010/wordprocessingInk" xmlns:wne="http://schemas.microsoft.com/office/word/2006/wordml" xmlns:wps="http://schemas.microsoft.com/office/word/2010/wordprocessingShape" mc:Ignorable="w14 w15 w16se w16cid w16 w16cex w16sdtdh w16sdtfl w16du wp14">
   <w:body>
     <w:p>
       <w:r>
@@ -168,7 +168,7 @@
     </w:p>
     <w:p>
       <w:r>
-        <w:t>Detta dokument behandlar höga naturvärden i avverkningsanmälan A 15774-2026 i Kalmar kommun. Denna avverkningsanmälan inkom 2026-03-26 00:00:00 och omfattar 6,6 ha.</w:t>
+        <w:t>Detta dokument behandlar höga naturvärden i avverkningsanmälan A 15774-2026 i Kalmar kommun som inkom 2026-03-26 och omfattar 6,6 ha.</w:t>
       </w:r>
     </w:p>
     <w:p>
@@ -191,12 +191,15 @@
     </w:p>
     <w:p>
       <w:r>
-        <w:t>I avverkningsanmälan har följande 10 naturvårdsarter hittats: sandödla (VU, §4a), långbensgroda (NT, §4a), ekoxe (S, §6), bred kärrtrollslända (§4a), bred paljettdykare (§4a), bredkantad dykare (§4a), citronfläckad kärrtrollslända (§4a), grön mosaikslända (§4a), pudrad kärrtrollslända (§4a) och blåsippa (§9). Av dessa är 2 rödlistade. För rödlistade arter har rödlistekategorin angivits inom parentes. Arter som är signalarter enligt Skogsstyrelsen har markerats med (S). För fridlysta arter anges även paragrafen i Artskyddsförordningen som arten är fridlyst enligt.</w:t>
+        <w:t>I och inom 11 meter från avverkningsanmälan har följande 7 naturvårdsarter hittats: sandödla (VU, §4a), ekoxe (S, §6), blåsippa (T, §9), nattskärra (T, §4), citronfläckad kärrtrollslända (§4a), långbensgroda (§4a) och trädlärka (§4). Av dessa är 1 rödlistade. För rödlistade arter har rödlistekategorin angivits inom parentes. Arter som är signalarter enligt Skogsstyrelsen har markerats med (S). Typiska arter inom Natura 2000 som är kopplade till skogsekosystem har markerats med (T). För fridlysta arter anges även paragrafen i Artskyddsförordningen som arten är fridlyst enligt.</w:t>
       </w:r>
     </w:p>
     <w:p>
       <w:r>
-        <w:t>De påträffade naturvårdsarterna är ett tydligt kvitto på att detta rör sig om en skog med höga naturvärden. I Figur 1 visas en karta över det avverkningsanmälda området, där samtliga fyndplatser för naturvårdsarter som finns registrerade på Artportalen har markerats.</w:t>
+        <w:t>De påträffade naturvårdsarterna är ett tydligt kvitto på att det rör sig om en skog med höga naturvärden.</w:t>
+      </w:r>
+      <w:r>
+        <w:t xml:space="preserve"> I Figur 1 visas fyndplatser för naturvårdsarter i området, som finns registrerade på Artportalen.</w:t>
       </w:r>
     </w:p>
     <w:p>
@@ -206,7 +209,7 @@
       <w:r>
         <w:drawing>
           <wp:inline xmlns:a="http://schemas.openxmlformats.org/drawingml/2006/main" xmlns:pic="http://schemas.openxmlformats.org/drawingml/2006/picture">
-            <wp:extent cx="5486400" cy="4449447"/>
+            <wp:extent cx="5486400" cy="4352624"/>
             <wp:docPr id="1" name="Picture 1"/>
             <wp:cNvGraphicFramePr>
               <a:graphicFrameLocks noChangeAspect="1"/>
@@ -227,7 +230,7 @@
                   <pic:spPr>
                     <a:xfrm>
                       <a:off x="0" y="0"/>
-                      <a:ext cx="5486400" cy="4449447"/>
+                      <a:ext cx="5486400" cy="4352624"/>
                     </a:xfrm>
                     <a:prstGeom prst="rect"/>
                   </pic:spPr>
@@ -241,14 +244,15 @@
     <w:p>
       <w:pPr>
         <w:pStyle w:val="Caption"/>
+        <w:spacing w:after="240"/>
       </w:pPr>
       <w:r>
-        <w:t>Figur 1. Fyndplatser för naturvårdsarter i det avverkningsanmälda området (röd linje). Markörer utan svart kant är placerade på fyndplatsen. Markörer med svart kant är placerade vid sidan av fyndplatsen och har ett svart streck som visar fyndplatsens exakta position. Kartans mittpunktskoordinat är N 6275106, E 566702 i SWEREF 99 TM.</w:t>
+        <w:t>Figur 1. Fyndplatser för naturvårdsarter i och inom 11 meter från avverkningsanmälan (röd linje). Markörer utan svart kant är placerade på fyndplatsen. Markörer med svart kant är placerade vid sidan av fyndplatsen och har ett svart streck som visar fyndplatsens exakta position. Kartans mittpunktskoordinat är N 6275106, E 566702 i SWEREF 99 TM.</w:t>
       </w:r>
     </w:p>
     <w:p>
       <w:pPr>
-        <w:pStyle w:val="Heading1"/>
+        <w:pStyle w:val="Heading2"/>
       </w:pPr>
       <w:r>
         <w:t>Fridlysta arter</w:t>
@@ -256,7 +260,21 @@
     </w:p>
     <w:p>
       <w:r>
-        <w:t>Följande fridlysta arter har sina livsmiljöer och växtplatser i den avverkningsanmälda skogen: sandödla (VU, §4a), långbensgroda (NT, §4a), ekoxe (S, §6), bred kärrtrollslända (§4a), bred paljettdykare (§4a), bredkantad dykare (§4a), citronfläckad kärrtrollslända (§4a), grön mosaikslända (§4a), pudrad kärrtrollslända (§4a) och blåsippa (§9).</w:t>
+        <w:t>Följande fridlysta arter har sina livsmiljöer och växtplatser i den avverkningsanmälda skogen: sandödla (VU, §4a), ekoxe (S, §6), blåsippa (T, §9), nattskärra (T, §4), citronfläckad kärrtrollslända (§4a), långbensgroda (§4a) och trädlärka (§4).</w:t>
+      </w:r>
+    </w:p>
+    <w:p>
+      <w:r>
+        <w:t xml:space="preserve">Observera att medlemsländerna är skyldiga att agera i enlighet med EU:s fågeldirektiv där det uttryckligen står att direktivet gäller för fåglar samt för deras ägg, bon och </w:t>
+      </w:r>
+      <w:r>
+        <w:rPr>
+          <w:b/>
+        </w:rPr>
+        <w:t xml:space="preserve">livsmiljöer </w:t>
+      </w:r>
+      <w:r>
+        <w:t>(artikel 1). Vidare att de åtgärder som vidtas inte får leda till en försämring av den nuvarande situationen beträffande bevarandet av de fågelarter som avses i artikel 1 (artikel 13). Fågeldirektivet är styrande för tillsynsansvariga myndigheters ärendehantering, ställningstaganden och beslutsfattande.</w:t>
       </w:r>
     </w:p>
     <w:p>
@@ -321,6 +339,26 @@
     </w:p>
     <w:p>
       <w:r>
+        <w:rPr>
+          <w:b/>
+        </w:rPr>
+        <w:t>Nattskärra (§4)</w:t>
+      </w:r>
+      <w:r>
+        <w:t xml:space="preserve"> hör i ett historiskt perspektiv hemma i utmarkernas glesa, betade skogar, på ljunghedar och brandfält, tallmoar och i anslutning till torra naturbetesmarker i gränsen mot skogen. Numera påträffas arten i första hand i glesa tallskogar på hällmarker, sandfält och kring högmossar. Uppträder ofta i anslutning till hyggen. Hemområdet för häckande nattskärror är enligt brittiska studier 50–200 hektar, men det förekommer att nattskärror flyger över 5 kilometer för att födosöka i särskilt insektsrika miljöer. Nattskärra är fridlyst enligt 4§ artskyddsförordningen, omfattas av bilaga 1 EU:s fågeldirektiv och är typisk art för </w:t>
+      </w:r>
+      <w:r>
+        <w:rPr>
+          <w:i/>
+        </w:rPr>
+        <w:t>9010 Taiga</w:t>
+      </w:r>
+      <w:r>
+        <w:t xml:space="preserve"> (Skogsstyrelsen, 2016; SLU Artdatabanken, 2025).</w:t>
+      </w:r>
+    </w:p>
+    <w:p>
+      <w:r>
         <w:t>I BILAGA 1 finns mer detaljerad information om ekologi samt krav på livsmiljö hos fridlysta arter.</w:t>
       </w:r>
     </w:p>
@@ -376,6 +414,22 @@
       <w:r>
         <w:t>I den avverkningsanmälda skogen har fridlysta arter sina livsmiljöer och växtplatser. Att skada de fridlysta arternas livsmiljöer, växtplatser eller ekologiska funktion är inte tillåtet enligt artskyddsförordningen.</w:t>
       </w:r>
+      <w:r>
+        <w:rPr>
+          <w:i/>
+        </w:rPr>
+        <w:t xml:space="preserve"> EU:s medlemsländer och skogsbolag är skyldiga att agera i enlighet med EU:s fågeldirektiv där det uttryckligen står att direktivet gäller för fåglar samt för deras ägg, bon och </w:t>
+      </w:r>
+      <w:r>
+        <w:rPr>
+          <w:b/>
+          <w:i/>
+        </w:rPr>
+        <w:t xml:space="preserve">livsmiljöer </w:t>
+      </w:r>
+      <w:r>
+        <w:t>(artikel 1). Vidare att de åtgärder som vidtas inte får leda till en försämring av den nuvarande situationen beträffande bevarandet av de fågelarter som avses i artikel 1 (artikel 13).</w:t>
+      </w:r>
     </w:p>
     <w:p>
       <w:r>
@@ -414,7 +468,7 @@
         <w:rPr>
           <w:i/>
         </w:rPr>
-        <w:t>I det avverkningsanmälda skogsområdet har 10 naturvårdsarter varav 2 rödlistade arter sina livsmiljöer och växtplatser.</w:t>
+        <w:t>I det avverkningsanmälda skogsområdet har 7 naturvårdsarter varav 1 rödlistade arter sina livsmiljöer och växtplatser.</w:t>
       </w:r>
     </w:p>
     <w:p>
@@ -701,7 +755,7 @@
 </file>
 
 <file path=word/endnotes.xml><?xml version="1.0" encoding="utf-8"?>
-<w:endnotes xmlns:wpc="http://schemas.microsoft.com/office/word/2010/wordprocessingCanvas" xmlns:cx="http://schemas.microsoft.com/office/drawing/2014/chartex" xmlns:cx1="http://schemas.microsoft.com/office/drawing/2015/9/8/chartex" xmlns:cx2="http://schemas.microsoft.com/office/drawing/2015/10/21/chartex" xmlns:cx3="http://schemas.microsoft.com/office/drawing/2016/5/9/chartex" xmlns:cx4="http://schemas.microsoft.com/office/drawing/2016/5/10/chartex" xmlns:cx5="http://schemas.microsoft.com/office/drawing/2016/5/11/chartex" xmlns:cx6="http://schemas.microsoft.com/office/drawing/2016/5/12/chartex" xmlns:cx7="http://schemas.microsoft.com/office/drawing/2016/5/13/chartex" xmlns:cx8="http://schemas.microsoft.com/office/drawing/2016/5/14/chartex" xmlns:mc="http://schemas.openxmlformats.org/markup-compatibility/2006" xmlns:aink="http://schemas.microsoft.com/office/drawing/2016/ink" xmlns:am3d="http://schemas.microsoft.com/office/drawing/2017/model3d" xmlns:o="urn:schemas-microsoft-com:office:office" xmlns:oel="http://schemas.microsoft.com/office/2019/extlst" xmlns:r="http://schemas.openxmlformats.org/officeDocument/2006/relationships" xmlns:m="http://schemas.openxmlformats.org/officeDocument/2006/math" xmlns:v="urn:schemas-microsoft-com:vml" xmlns:wp14="http://schemas.microsoft.com/office/word/2010/wordprocessingDrawing" xmlns:wp="http://schemas.openxmlformats.org/drawingml/2006/wordprocessingDrawing" xmlns:w10="urn:schemas-microsoft-com:office:word" xmlns:w="http://schemas.openxmlformats.org/wordprocessingml/2006/main" xmlns:w14="http://schemas.microsoft.com/office/word/2010/wordml" xmlns:w15="http://schemas.microsoft.com/office/word/2012/wordml" xmlns:w16cex="http://schemas.microsoft.com/office/word/2018/wordml/cex" xmlns:w16cid="http://schemas.microsoft.com/office/word/2016/wordml/cid" xmlns:w16="http://schemas.microsoft.com/office/word/2018/wordml" xmlns:w16sdtdh="http://schemas.microsoft.com/office/word/2020/wordml/sdtdatahash" xmlns:w16se="http://schemas.microsoft.com/office/word/2015/wordml/symex" xmlns:wpg="http://schemas.microsoft.com/office/word/2010/wordprocessingGroup" xmlns:wpi="http://schemas.microsoft.com/office/word/2010/wordprocessingInk" xmlns:wne="http://schemas.microsoft.com/office/word/2006/wordml" xmlns:wps="http://schemas.microsoft.com/office/word/2010/wordprocessingShape" mc:Ignorable="w14 w15 w16se w16cid w16 w16cex w16sdtdh wp14">
+<w:endnotes xmlns:wpc="http://schemas.microsoft.com/office/word/2010/wordprocessingCanvas" xmlns:cx="http://schemas.microsoft.com/office/drawing/2014/chartex" xmlns:cx1="http://schemas.microsoft.com/office/drawing/2015/9/8/chartex" xmlns:cx2="http://schemas.microsoft.com/office/drawing/2015/10/21/chartex" xmlns:cx3="http://schemas.microsoft.com/office/drawing/2016/5/9/chartex" xmlns:cx4="http://schemas.microsoft.com/office/drawing/2016/5/10/chartex" xmlns:cx5="http://schemas.microsoft.com/office/drawing/2016/5/11/chartex" xmlns:cx6="http://schemas.microsoft.com/office/drawing/2016/5/12/chartex" xmlns:cx7="http://schemas.microsoft.com/office/drawing/2016/5/13/chartex" xmlns:cx8="http://schemas.microsoft.com/office/drawing/2016/5/14/chartex" xmlns:mc="http://schemas.openxmlformats.org/markup-compatibility/2006" xmlns:aink="http://schemas.microsoft.com/office/drawing/2016/ink" xmlns:am3d="http://schemas.microsoft.com/office/drawing/2017/model3d" xmlns:o="urn:schemas-microsoft-com:office:office" xmlns:oel="http://schemas.microsoft.com/office/2019/extlst" xmlns:r="http://schemas.openxmlformats.org/officeDocument/2006/relationships" xmlns:m="http://schemas.openxmlformats.org/officeDocument/2006/math" xmlns:v="urn:schemas-microsoft-com:vml" xmlns:wp14="http://schemas.microsoft.com/office/word/2010/wordprocessingDrawing" xmlns:wp="http://schemas.openxmlformats.org/drawingml/2006/wordprocessingDrawing" xmlns:w10="urn:schemas-microsoft-com:office:word" xmlns:w="http://schemas.openxmlformats.org/wordprocessingml/2006/main" xmlns:w14="http://schemas.microsoft.com/office/word/2010/wordml" xmlns:w15="http://schemas.microsoft.com/office/word/2012/wordml" xmlns:w16cex="http://schemas.microsoft.com/office/word/2018/wordml/cex" xmlns:w16cid="http://schemas.microsoft.com/office/word/2016/wordml/cid" xmlns:w16="http://schemas.microsoft.com/office/word/2018/wordml" xmlns:w16du="http://schemas.microsoft.com/office/word/2023/wordml/word16du" xmlns:w16sdtdh="http://schemas.microsoft.com/office/word/2020/wordml/sdtdatahash" xmlns:w16sdtfl="http://schemas.microsoft.com/office/word/2024/wordml/sdtformatlock" xmlns:w16se="http://schemas.microsoft.com/office/word/2015/wordml/symex" xmlns:wpg="http://schemas.microsoft.com/office/word/2010/wordprocessingGroup" xmlns:wpi="http://schemas.microsoft.com/office/word/2010/wordprocessingInk" xmlns:wne="http://schemas.microsoft.com/office/word/2006/wordml" xmlns:wps="http://schemas.microsoft.com/office/word/2010/wordprocessingShape" mc:Ignorable="w14 w15 w16se w16cid w16 w16cex w16sdtdh w16sdtfl w16du wp14">
   <w:endnote w:type="separator" w:id="-1">
     <w:p>
       <w:pPr>
@@ -726,7 +780,7 @@
 </file>
 
 <file path=word/footer1.xml><?xml version="1.0" encoding="utf-8"?>
-<w:ftr xmlns:wpc="http://schemas.microsoft.com/office/word/2010/wordprocessingCanvas" xmlns:cx="http://schemas.microsoft.com/office/drawing/2014/chartex" xmlns:cx1="http://schemas.microsoft.com/office/drawing/2015/9/8/chartex" xmlns:cx2="http://schemas.microsoft.com/office/drawing/2015/10/21/chartex" xmlns:cx3="http://schemas.microsoft.com/office/drawing/2016/5/9/chartex" xmlns:cx4="http://schemas.microsoft.com/office/drawing/2016/5/10/chartex" xmlns:cx5="http://schemas.microsoft.com/office/drawing/2016/5/11/chartex" xmlns:cx6="http://schemas.microsoft.com/office/drawing/2016/5/12/chartex" xmlns:cx7="http://schemas.microsoft.com/office/drawing/2016/5/13/chartex" xmlns:cx8="http://schemas.microsoft.com/office/drawing/2016/5/14/chartex" xmlns:mc="http://schemas.openxmlformats.org/markup-compatibility/2006" xmlns:aink="http://schemas.microsoft.com/office/drawing/2016/ink" xmlns:am3d="http://schemas.microsoft.com/office/drawing/2017/model3d" xmlns:o="urn:schemas-microsoft-com:office:office" xmlns:oel="http://schemas.microsoft.com/office/2019/extlst" xmlns:r="http://schemas.openxmlformats.org/officeDocument/2006/relationships" xmlns:m="http://schemas.openxmlformats.org/officeDocument/2006/math" xmlns:v="urn:schemas-microsoft-com:vml" xmlns:wp14="http://schemas.microsoft.com/office/word/2010/wordprocessingDrawing" xmlns:wp="http://schemas.openxmlformats.org/drawingml/2006/wordprocessingDrawing" xmlns:w10="urn:schemas-microsoft-com:office:word" xmlns:w="http://schemas.openxmlformats.org/wordprocessingml/2006/main" xmlns:w14="http://schemas.microsoft.com/office/word/2010/wordml" xmlns:w15="http://schemas.microsoft.com/office/word/2012/wordml" xmlns:w16cex="http://schemas.microsoft.com/office/word/2018/wordml/cex" xmlns:w16cid="http://schemas.microsoft.com/office/word/2016/wordml/cid" xmlns:w16="http://schemas.microsoft.com/office/word/2018/wordml" xmlns:w16sdtdh="http://schemas.microsoft.com/office/word/2020/wordml/sdtdatahash" xmlns:w16se="http://schemas.microsoft.com/office/word/2015/wordml/symex" xmlns:wpg="http://schemas.microsoft.com/office/word/2010/wordprocessingGroup" xmlns:wpi="http://schemas.microsoft.com/office/word/2010/wordprocessingInk" xmlns:wne="http://schemas.microsoft.com/office/word/2006/wordml" xmlns:wps="http://schemas.microsoft.com/office/word/2010/wordprocessingShape" mc:Ignorable="w14 w15 w16se w16cid w16 w16cex w16sdtdh wp14">
+<w:ftr xmlns:wpc="http://schemas.microsoft.com/office/word/2010/wordprocessingCanvas" xmlns:cx="http://schemas.microsoft.com/office/drawing/2014/chartex" xmlns:cx1="http://schemas.microsoft.com/office/drawing/2015/9/8/chartex" xmlns:cx2="http://schemas.microsoft.com/office/drawing/2015/10/21/chartex" xmlns:cx3="http://schemas.microsoft.com/office/drawing/2016/5/9/chartex" xmlns:cx4="http://schemas.microsoft.com/office/drawing/2016/5/10/chartex" xmlns:cx5="http://schemas.microsoft.com/office/drawing/2016/5/11/chartex" xmlns:cx6="http://schemas.microsoft.com/office/drawing/2016/5/12/chartex" xmlns:cx7="http://schemas.microsoft.com/office/drawing/2016/5/13/chartex" xmlns:cx8="http://schemas.microsoft.com/office/drawing/2016/5/14/chartex" xmlns:mc="http://schemas.openxmlformats.org/markup-compatibility/2006" xmlns:aink="http://schemas.microsoft.com/office/drawing/2016/ink" xmlns:am3d="http://schemas.microsoft.com/office/drawing/2017/model3d" xmlns:o="urn:schemas-microsoft-com:office:office" xmlns:oel="http://schemas.microsoft.com/office/2019/extlst" xmlns:r="http://schemas.openxmlformats.org/officeDocument/2006/relationships" xmlns:m="http://schemas.openxmlformats.org/officeDocument/2006/math" xmlns:v="urn:schemas-microsoft-com:vml" xmlns:wp14="http://schemas.microsoft.com/office/word/2010/wordprocessingDrawing" xmlns:wp="http://schemas.openxmlformats.org/drawingml/2006/wordprocessingDrawing" xmlns:w10="urn:schemas-microsoft-com:office:word" xmlns:w="http://schemas.openxmlformats.org/wordprocessingml/2006/main" xmlns:w14="http://schemas.microsoft.com/office/word/2010/wordml" xmlns:w15="http://schemas.microsoft.com/office/word/2012/wordml" xmlns:w16cex="http://schemas.microsoft.com/office/word/2018/wordml/cex" xmlns:w16cid="http://schemas.microsoft.com/office/word/2016/wordml/cid" xmlns:w16="http://schemas.microsoft.com/office/word/2018/wordml" xmlns:w16du="http://schemas.microsoft.com/office/word/2023/wordml/word16du" xmlns:w16sdtdh="http://schemas.microsoft.com/office/word/2020/wordml/sdtdatahash" xmlns:w16sdtfl="http://schemas.microsoft.com/office/word/2024/wordml/sdtformatlock" xmlns:w16se="http://schemas.microsoft.com/office/word/2015/wordml/symex" xmlns:wpg="http://schemas.microsoft.com/office/word/2010/wordprocessingGroup" xmlns:wpi="http://schemas.microsoft.com/office/word/2010/wordprocessingInk" xmlns:wne="http://schemas.microsoft.com/office/word/2006/wordml" xmlns:wps="http://schemas.microsoft.com/office/word/2010/wordprocessingShape" mc:Ignorable="w14 w15 w16se w16cid w16 w16cex w16sdtdh w16sdtfl w16du wp14">
   <w:p>
     <w:pPr>
       <w:pStyle w:val="Footer"/>
@@ -736,7 +790,7 @@
 </file>
 
 <file path=word/footer2.xml><?xml version="1.0" encoding="utf-8"?>
-<w:ftr xmlns:wpc="http://schemas.microsoft.com/office/word/2010/wordprocessingCanvas" xmlns:cx="http://schemas.microsoft.com/office/drawing/2014/chartex" xmlns:cx1="http://schemas.microsoft.com/office/drawing/2015/9/8/chartex" xmlns:cx2="http://schemas.microsoft.com/office/drawing/2015/10/21/chartex" xmlns:cx3="http://schemas.microsoft.com/office/drawing/2016/5/9/chartex" xmlns:cx4="http://schemas.microsoft.com/office/drawing/2016/5/10/chartex" xmlns:cx5="http://schemas.microsoft.com/office/drawing/2016/5/11/chartex" xmlns:cx6="http://schemas.microsoft.com/office/drawing/2016/5/12/chartex" xmlns:cx7="http://schemas.microsoft.com/office/drawing/2016/5/13/chartex" xmlns:cx8="http://schemas.microsoft.com/office/drawing/2016/5/14/chartex" xmlns:mc="http://schemas.openxmlformats.org/markup-compatibility/2006" xmlns:aink="http://schemas.microsoft.com/office/drawing/2016/ink" xmlns:am3d="http://schemas.microsoft.com/office/drawing/2017/model3d" xmlns:o="urn:schemas-microsoft-com:office:office" xmlns:oel="http://schemas.microsoft.com/office/2019/extlst" xmlns:r="http://schemas.openxmlformats.org/officeDocument/2006/relationships" xmlns:m="http://schemas.openxmlformats.org/officeDocument/2006/math" xmlns:v="urn:schemas-microsoft-com:vml" xmlns:wp14="http://schemas.microsoft.com/office/word/2010/wordprocessingDrawing" xmlns:wp="http://schemas.openxmlformats.org/drawingml/2006/wordprocessingDrawing" xmlns:w10="urn:schemas-microsoft-com:office:word" xmlns:w="http://schemas.openxmlformats.org/wordprocessingml/2006/main" xmlns:w14="http://schemas.microsoft.com/office/word/2010/wordml" xmlns:w15="http://schemas.microsoft.com/office/word/2012/wordml" xmlns:w16cex="http://schemas.microsoft.com/office/word/2018/wordml/cex" xmlns:w16cid="http://schemas.microsoft.com/office/word/2016/wordml/cid" xmlns:w16="http://schemas.microsoft.com/office/word/2018/wordml" xmlns:w16sdtdh="http://schemas.microsoft.com/office/word/2020/wordml/sdtdatahash" xmlns:w16se="http://schemas.microsoft.com/office/word/2015/wordml/symex" xmlns:wpg="http://schemas.microsoft.com/office/word/2010/wordprocessingGroup" xmlns:wpi="http://schemas.microsoft.com/office/word/2010/wordprocessingInk" xmlns:wne="http://schemas.microsoft.com/office/word/2006/wordml" xmlns:wps="http://schemas.microsoft.com/office/word/2010/wordprocessingShape" mc:Ignorable="w14 w15 w16se w16cid w16 w16cex w16sdtdh wp14">
+<w:ftr xmlns:wpc="http://schemas.microsoft.com/office/word/2010/wordprocessingCanvas" xmlns:cx="http://schemas.microsoft.com/office/drawing/2014/chartex" xmlns:cx1="http://schemas.microsoft.com/office/drawing/2015/9/8/chartex" xmlns:cx2="http://schemas.microsoft.com/office/drawing/2015/10/21/chartex" xmlns:cx3="http://schemas.microsoft.com/office/drawing/2016/5/9/chartex" xmlns:cx4="http://schemas.microsoft.com/office/drawing/2016/5/10/chartex" xmlns:cx5="http://schemas.microsoft.com/office/drawing/2016/5/11/chartex" xmlns:cx6="http://schemas.microsoft.com/office/drawing/2016/5/12/chartex" xmlns:cx7="http://schemas.microsoft.com/office/drawing/2016/5/13/chartex" xmlns:cx8="http://schemas.microsoft.com/office/drawing/2016/5/14/chartex" xmlns:mc="http://schemas.openxmlformats.org/markup-compatibility/2006" xmlns:aink="http://schemas.microsoft.com/office/drawing/2016/ink" xmlns:am3d="http://schemas.microsoft.com/office/drawing/2017/model3d" xmlns:o="urn:schemas-microsoft-com:office:office" xmlns:oel="http://schemas.microsoft.com/office/2019/extlst" xmlns:r="http://schemas.openxmlformats.org/officeDocument/2006/relationships" xmlns:m="http://schemas.openxmlformats.org/officeDocument/2006/math" xmlns:v="urn:schemas-microsoft-com:vml" xmlns:wp14="http://schemas.microsoft.com/office/word/2010/wordprocessingDrawing" xmlns:wp="http://schemas.openxmlformats.org/drawingml/2006/wordprocessingDrawing" xmlns:w10="urn:schemas-microsoft-com:office:word" xmlns:w="http://schemas.openxmlformats.org/wordprocessingml/2006/main" xmlns:w14="http://schemas.microsoft.com/office/word/2010/wordml" xmlns:w15="http://schemas.microsoft.com/office/word/2012/wordml" xmlns:w16cex="http://schemas.microsoft.com/office/word/2018/wordml/cex" xmlns:w16cid="http://schemas.microsoft.com/office/word/2016/wordml/cid" xmlns:w16="http://schemas.microsoft.com/office/word/2018/wordml" xmlns:w16du="http://schemas.microsoft.com/office/word/2023/wordml/word16du" xmlns:w16sdtdh="http://schemas.microsoft.com/office/word/2020/wordml/sdtdatahash" xmlns:w16sdtfl="http://schemas.microsoft.com/office/word/2024/wordml/sdtformatlock" xmlns:w16se="http://schemas.microsoft.com/office/word/2015/wordml/symex" xmlns:wpg="http://schemas.microsoft.com/office/word/2010/wordprocessingGroup" xmlns:wpi="http://schemas.microsoft.com/office/word/2010/wordprocessingInk" xmlns:wne="http://schemas.microsoft.com/office/word/2006/wordml" xmlns:wps="http://schemas.microsoft.com/office/word/2010/wordprocessingShape" mc:Ignorable="w14 w15 w16se w16cid w16 w16cex w16sdtdh w16sdtfl w16du wp14">
   <w:p>
     <w:pPr>
       <w:pStyle w:val="Footer"/>
@@ -746,7 +800,7 @@
 </file>
 
 <file path=word/footer3.xml><?xml version="1.0" encoding="utf-8"?>
-<w:ftr xmlns:wpc="http://schemas.microsoft.com/office/word/2010/wordprocessingCanvas" xmlns:cx="http://schemas.microsoft.com/office/drawing/2014/chartex" xmlns:cx1="http://schemas.microsoft.com/office/drawing/2015/9/8/chartex" xmlns:cx2="http://schemas.microsoft.com/office/drawing/2015/10/21/chartex" xmlns:cx3="http://schemas.microsoft.com/office/drawing/2016/5/9/chartex" xmlns:cx4="http://schemas.microsoft.com/office/drawing/2016/5/10/chartex" xmlns:cx5="http://schemas.microsoft.com/office/drawing/2016/5/11/chartex" xmlns:cx6="http://schemas.microsoft.com/office/drawing/2016/5/12/chartex" xmlns:cx7="http://schemas.microsoft.com/office/drawing/2016/5/13/chartex" xmlns:cx8="http://schemas.microsoft.com/office/drawing/2016/5/14/chartex" xmlns:mc="http://schemas.openxmlformats.org/markup-compatibility/2006" xmlns:aink="http://schemas.microsoft.com/office/drawing/2016/ink" xmlns:am3d="http://schemas.microsoft.com/office/drawing/2017/model3d" xmlns:o="urn:schemas-microsoft-com:office:office" xmlns:oel="http://schemas.microsoft.com/office/2019/extlst" xmlns:r="http://schemas.openxmlformats.org/officeDocument/2006/relationships" xmlns:m="http://schemas.openxmlformats.org/officeDocument/2006/math" xmlns:v="urn:schemas-microsoft-com:vml" xmlns:wp14="http://schemas.microsoft.com/office/word/2010/wordprocessingDrawing" xmlns:wp="http://schemas.openxmlformats.org/drawingml/2006/wordprocessingDrawing" xmlns:w10="urn:schemas-microsoft-com:office:word" xmlns:w="http://schemas.openxmlformats.org/wordprocessingml/2006/main" xmlns:w14="http://schemas.microsoft.com/office/word/2010/wordml" xmlns:w15="http://schemas.microsoft.com/office/word/2012/wordml" xmlns:w16cex="http://schemas.microsoft.com/office/word/2018/wordml/cex" xmlns:w16cid="http://schemas.microsoft.com/office/word/2016/wordml/cid" xmlns:w16="http://schemas.microsoft.com/office/word/2018/wordml" xmlns:w16sdtdh="http://schemas.microsoft.com/office/word/2020/wordml/sdtdatahash" xmlns:w16se="http://schemas.microsoft.com/office/word/2015/wordml/symex" xmlns:wpg="http://schemas.microsoft.com/office/word/2010/wordprocessingGroup" xmlns:wpi="http://schemas.microsoft.com/office/word/2010/wordprocessingInk" xmlns:wne="http://schemas.microsoft.com/office/word/2006/wordml" xmlns:wps="http://schemas.microsoft.com/office/word/2010/wordprocessingShape" mc:Ignorable="w14 w15 w16se w16cid w16 w16cex w16sdtdh wp14">
+<w:ftr xmlns:wpc="http://schemas.microsoft.com/office/word/2010/wordprocessingCanvas" xmlns:cx="http://schemas.microsoft.com/office/drawing/2014/chartex" xmlns:cx1="http://schemas.microsoft.com/office/drawing/2015/9/8/chartex" xmlns:cx2="http://schemas.microsoft.com/office/drawing/2015/10/21/chartex" xmlns:cx3="http://schemas.microsoft.com/office/drawing/2016/5/9/chartex" xmlns:cx4="http://schemas.microsoft.com/office/drawing/2016/5/10/chartex" xmlns:cx5="http://schemas.microsoft.com/office/drawing/2016/5/11/chartex" xmlns:cx6="http://schemas.microsoft.com/office/drawing/2016/5/12/chartex" xmlns:cx7="http://schemas.microsoft.com/office/drawing/2016/5/13/chartex" xmlns:cx8="http://schemas.microsoft.com/office/drawing/2016/5/14/chartex" xmlns:mc="http://schemas.openxmlformats.org/markup-compatibility/2006" xmlns:aink="http://schemas.microsoft.com/office/drawing/2016/ink" xmlns:am3d="http://schemas.microsoft.com/office/drawing/2017/model3d" xmlns:o="urn:schemas-microsoft-com:office:office" xmlns:oel="http://schemas.microsoft.com/office/2019/extlst" xmlns:r="http://schemas.openxmlformats.org/officeDocument/2006/relationships" xmlns:m="http://schemas.openxmlformats.org/officeDocument/2006/math" xmlns:v="urn:schemas-microsoft-com:vml" xmlns:wp14="http://schemas.microsoft.com/office/word/2010/wordprocessingDrawing" xmlns:wp="http://schemas.openxmlformats.org/drawingml/2006/wordprocessingDrawing" xmlns:w10="urn:schemas-microsoft-com:office:word" xmlns:w="http://schemas.openxmlformats.org/wordprocessingml/2006/main" xmlns:w14="http://schemas.microsoft.com/office/word/2010/wordml" xmlns:w15="http://schemas.microsoft.com/office/word/2012/wordml" xmlns:w16cex="http://schemas.microsoft.com/office/word/2018/wordml/cex" xmlns:w16cid="http://schemas.microsoft.com/office/word/2016/wordml/cid" xmlns:w16="http://schemas.microsoft.com/office/word/2018/wordml" xmlns:w16du="http://schemas.microsoft.com/office/word/2023/wordml/word16du" xmlns:w16sdtdh="http://schemas.microsoft.com/office/word/2020/wordml/sdtdatahash" xmlns:w16sdtfl="http://schemas.microsoft.com/office/word/2024/wordml/sdtformatlock" xmlns:w16se="http://schemas.microsoft.com/office/word/2015/wordml/symex" xmlns:wpg="http://schemas.microsoft.com/office/word/2010/wordprocessingGroup" xmlns:wpi="http://schemas.microsoft.com/office/word/2010/wordprocessingInk" xmlns:wne="http://schemas.microsoft.com/office/word/2006/wordml" xmlns:wps="http://schemas.microsoft.com/office/word/2010/wordprocessingShape" mc:Ignorable="w14 w15 w16se w16cid w16 w16cex w16sdtdh w16sdtfl w16du wp14">
   <w:p>
     <w:pPr>
       <w:pStyle w:val="Footer"/>
@@ -756,7 +810,7 @@
 </file>
 
 <file path=word/footnotes.xml><?xml version="1.0" encoding="utf-8"?>
-<w:footnotes xmlns:wpc="http://schemas.microsoft.com/office/word/2010/wordprocessingCanvas" xmlns:cx="http://schemas.microsoft.com/office/drawing/2014/chartex" xmlns:cx1="http://schemas.microsoft.com/office/drawing/2015/9/8/chartex" xmlns:cx2="http://schemas.microsoft.com/office/drawing/2015/10/21/chartex" xmlns:cx3="http://schemas.microsoft.com/office/drawing/2016/5/9/chartex" xmlns:cx4="http://schemas.microsoft.com/office/drawing/2016/5/10/chartex" xmlns:cx5="http://schemas.microsoft.com/office/drawing/2016/5/11/chartex" xmlns:cx6="http://schemas.microsoft.com/office/drawing/2016/5/12/chartex" xmlns:cx7="http://schemas.microsoft.com/office/drawing/2016/5/13/chartex" xmlns:cx8="http://schemas.microsoft.com/office/drawing/2016/5/14/chartex" xmlns:mc="http://schemas.openxmlformats.org/markup-compatibility/2006" xmlns:aink="http://schemas.microsoft.com/office/drawing/2016/ink" xmlns:am3d="http://schemas.microsoft.com/office/drawing/2017/model3d" xmlns:o="urn:schemas-microsoft-com:office:office" xmlns:oel="http://schemas.microsoft.com/office/2019/extlst" xmlns:r="http://schemas.openxmlformats.org/officeDocument/2006/relationships" xmlns:m="http://schemas.openxmlformats.org/officeDocument/2006/math" xmlns:v="urn:schemas-microsoft-com:vml" xmlns:wp14="http://schemas.microsoft.com/office/word/2010/wordprocessingDrawing" xmlns:wp="http://schemas.openxmlformats.org/drawingml/2006/wordprocessingDrawing" xmlns:w10="urn:schemas-microsoft-com:office:word" xmlns:w="http://schemas.openxmlformats.org/wordprocessingml/2006/main" xmlns:w14="http://schemas.microsoft.com/office/word/2010/wordml" xmlns:w15="http://schemas.microsoft.com/office/word/2012/wordml" xmlns:w16cex="http://schemas.microsoft.com/office/word/2018/wordml/cex" xmlns:w16cid="http://schemas.microsoft.com/office/word/2016/wordml/cid" xmlns:w16="http://schemas.microsoft.com/office/word/2018/wordml" xmlns:w16sdtdh="http://schemas.microsoft.com/office/word/2020/wordml/sdtdatahash" xmlns:w16se="http://schemas.microsoft.com/office/word/2015/wordml/symex" xmlns:wpg="http://schemas.microsoft.com/office/word/2010/wordprocessingGroup" xmlns:wpi="http://schemas.microsoft.com/office/word/2010/wordprocessingInk" xmlns:wne="http://schemas.microsoft.com/office/word/2006/wordml" xmlns:wps="http://schemas.microsoft.com/office/word/2010/wordprocessingShape" mc:Ignorable="w14 w15 w16se w16cid w16 w16cex w16sdtdh wp14">
+<w:footnotes xmlns:wpc="http://schemas.microsoft.com/office/word/2010/wordprocessingCanvas" xmlns:cx="http://schemas.microsoft.com/office/drawing/2014/chartex" xmlns:cx1="http://schemas.microsoft.com/office/drawing/2015/9/8/chartex" xmlns:cx2="http://schemas.microsoft.com/office/drawing/2015/10/21/chartex" xmlns:cx3="http://schemas.microsoft.com/office/drawing/2016/5/9/chartex" xmlns:cx4="http://schemas.microsoft.com/office/drawing/2016/5/10/chartex" xmlns:cx5="http://schemas.microsoft.com/office/drawing/2016/5/11/chartex" xmlns:cx6="http://schemas.microsoft.com/office/drawing/2016/5/12/chartex" xmlns:cx7="http://schemas.microsoft.com/office/drawing/2016/5/13/chartex" xmlns:cx8="http://schemas.microsoft.com/office/drawing/2016/5/14/chartex" xmlns:mc="http://schemas.openxmlformats.org/markup-compatibility/2006" xmlns:aink="http://schemas.microsoft.com/office/drawing/2016/ink" xmlns:am3d="http://schemas.microsoft.com/office/drawing/2017/model3d" xmlns:o="urn:schemas-microsoft-com:office:office" xmlns:oel="http://schemas.microsoft.com/office/2019/extlst" xmlns:r="http://schemas.openxmlformats.org/officeDocument/2006/relationships" xmlns:m="http://schemas.openxmlformats.org/officeDocument/2006/math" xmlns:v="urn:schemas-microsoft-com:vml" xmlns:wp14="http://schemas.microsoft.com/office/word/2010/wordprocessingDrawing" xmlns:wp="http://schemas.openxmlformats.org/drawingml/2006/wordprocessingDrawing" xmlns:w10="urn:schemas-microsoft-com:office:word" xmlns:w="http://schemas.openxmlformats.org/wordprocessingml/2006/main" xmlns:w14="http://schemas.microsoft.com/office/word/2010/wordml" xmlns:w15="http://schemas.microsoft.com/office/word/2012/wordml" xmlns:w16cex="http://schemas.microsoft.com/office/word/2018/wordml/cex" xmlns:w16cid="http://schemas.microsoft.com/office/word/2016/wordml/cid" xmlns:w16="http://schemas.microsoft.com/office/word/2018/wordml" xmlns:w16du="http://schemas.microsoft.com/office/word/2023/wordml/word16du" xmlns:w16sdtdh="http://schemas.microsoft.com/office/word/2020/wordml/sdtdatahash" xmlns:w16sdtfl="http://schemas.microsoft.com/office/word/2024/wordml/sdtformatlock" xmlns:w16se="http://schemas.microsoft.com/office/word/2015/wordml/symex" xmlns:wpg="http://schemas.microsoft.com/office/word/2010/wordprocessingGroup" xmlns:wpi="http://schemas.microsoft.com/office/word/2010/wordprocessingInk" xmlns:wne="http://schemas.microsoft.com/office/word/2006/wordml" xmlns:wps="http://schemas.microsoft.com/office/word/2010/wordprocessingShape" mc:Ignorable="w14 w15 w16se w16cid w16 w16cex w16sdtdh w16sdtfl w16du wp14">
   <w:footnote w:type="separator" w:id="-1">
     <w:p>
       <w:pPr>
@@ -781,7 +835,7 @@
 </file>
 
 <file path=word/header1.xml><?xml version="1.0" encoding="utf-8"?>
-<w:hdr xmlns:wpc="http://schemas.microsoft.com/office/word/2010/wordprocessingCanvas" xmlns:cx="http://schemas.microsoft.com/office/drawing/2014/chartex" xmlns:cx1="http://schemas.microsoft.com/office/drawing/2015/9/8/chartex" xmlns:cx2="http://schemas.microsoft.com/office/drawing/2015/10/21/chartex" xmlns:cx3="http://schemas.microsoft.com/office/drawing/2016/5/9/chartex" xmlns:cx4="http://schemas.microsoft.com/office/drawing/2016/5/10/chartex" xmlns:cx5="http://schemas.microsoft.com/office/drawing/2016/5/11/chartex" xmlns:cx6="http://schemas.microsoft.com/office/drawing/2016/5/12/chartex" xmlns:cx7="http://schemas.microsoft.com/office/drawing/2016/5/13/chartex" xmlns:cx8="http://schemas.microsoft.com/office/drawing/2016/5/14/chartex" xmlns:mc="http://schemas.openxmlformats.org/markup-compatibility/2006" xmlns:aink="http://schemas.microsoft.com/office/drawing/2016/ink" xmlns:am3d="http://schemas.microsoft.com/office/drawing/2017/model3d" xmlns:o="urn:schemas-microsoft-com:office:office" xmlns:oel="http://schemas.microsoft.com/office/2019/extlst" xmlns:r="http://schemas.openxmlformats.org/officeDocument/2006/relationships" xmlns:m="http://schemas.openxmlformats.org/officeDocument/2006/math" xmlns:v="urn:schemas-microsoft-com:vml" xmlns:wp14="http://schemas.microsoft.com/office/word/2010/wordprocessingDrawing" xmlns:wp="http://schemas.openxmlformats.org/drawingml/2006/wordprocessingDrawing" xmlns:w10="urn:schemas-microsoft-com:office:word" xmlns:w="http://schemas.openxmlformats.org/wordprocessingml/2006/main" xmlns:w14="http://schemas.microsoft.com/office/word/2010/wordml" xmlns:w15="http://schemas.microsoft.com/office/word/2012/wordml" xmlns:w16cex="http://schemas.microsoft.com/office/word/2018/wordml/cex" xmlns:w16cid="http://schemas.microsoft.com/office/word/2016/wordml/cid" xmlns:w16="http://schemas.microsoft.com/office/word/2018/wordml" xmlns:w16sdtdh="http://schemas.microsoft.com/office/word/2020/wordml/sdtdatahash" xmlns:w16se="http://schemas.microsoft.com/office/word/2015/wordml/symex" xmlns:wpg="http://schemas.microsoft.com/office/word/2010/wordprocessingGroup" xmlns:wpi="http://schemas.microsoft.com/office/word/2010/wordprocessingInk" xmlns:wne="http://schemas.microsoft.com/office/word/2006/wordml" xmlns:wps="http://schemas.microsoft.com/office/word/2010/wordprocessingShape" mc:Ignorable="w14 w15 w16se w16cid w16 w16cex w16sdtdh wp14">
+<w:hdr xmlns:wpc="http://schemas.microsoft.com/office/word/2010/wordprocessingCanvas" xmlns:cx="http://schemas.microsoft.com/office/drawing/2014/chartex" xmlns:cx1="http://schemas.microsoft.com/office/drawing/2015/9/8/chartex" xmlns:cx2="http://schemas.microsoft.com/office/drawing/2015/10/21/chartex" xmlns:cx3="http://schemas.microsoft.com/office/drawing/2016/5/9/chartex" xmlns:cx4="http://schemas.microsoft.com/office/drawing/2016/5/10/chartex" xmlns:cx5="http://schemas.microsoft.com/office/drawing/2016/5/11/chartex" xmlns:cx6="http://schemas.microsoft.com/office/drawing/2016/5/12/chartex" xmlns:cx7="http://schemas.microsoft.com/office/drawing/2016/5/13/chartex" xmlns:cx8="http://schemas.microsoft.com/office/drawing/2016/5/14/chartex" xmlns:mc="http://schemas.openxmlformats.org/markup-compatibility/2006" xmlns:aink="http://schemas.microsoft.com/office/drawing/2016/ink" xmlns:am3d="http://schemas.microsoft.com/office/drawing/2017/model3d" xmlns:o="urn:schemas-microsoft-com:office:office" xmlns:oel="http://schemas.microsoft.com/office/2019/extlst" xmlns:r="http://schemas.openxmlformats.org/officeDocument/2006/relationships" xmlns:m="http://schemas.openxmlformats.org/officeDocument/2006/math" xmlns:v="urn:schemas-microsoft-com:vml" xmlns:wp14="http://schemas.microsoft.com/office/word/2010/wordprocessingDrawing" xmlns:wp="http://schemas.openxmlformats.org/drawingml/2006/wordprocessingDrawing" xmlns:w10="urn:schemas-microsoft-com:office:word" xmlns:w="http://schemas.openxmlformats.org/wordprocessingml/2006/main" xmlns:w14="http://schemas.microsoft.com/office/word/2010/wordml" xmlns:w15="http://schemas.microsoft.com/office/word/2012/wordml" xmlns:w16cex="http://schemas.microsoft.com/office/word/2018/wordml/cex" xmlns:w16cid="http://schemas.microsoft.com/office/word/2016/wordml/cid" xmlns:w16="http://schemas.microsoft.com/office/word/2018/wordml" xmlns:w16du="http://schemas.microsoft.com/office/word/2023/wordml/word16du" xmlns:w16sdtdh="http://schemas.microsoft.com/office/word/2020/wordml/sdtdatahash" xmlns:w16sdtfl="http://schemas.microsoft.com/office/word/2024/wordml/sdtformatlock" xmlns:w16se="http://schemas.microsoft.com/office/word/2015/wordml/symex" xmlns:wpg="http://schemas.microsoft.com/office/word/2010/wordprocessingGroup" xmlns:wpi="http://schemas.microsoft.com/office/word/2010/wordprocessingInk" xmlns:wne="http://schemas.microsoft.com/office/word/2006/wordml" xmlns:wps="http://schemas.microsoft.com/office/word/2010/wordprocessingShape" mc:Ignorable="w14 w15 w16se w16cid w16 w16cex w16sdtdh w16sdtfl w16du wp14">
   <w:p>
     <w:pPr>
       <w:pStyle w:val="Header"/>
@@ -791,7 +845,7 @@
 </file>
 
 <file path=word/header2.xml><?xml version="1.0" encoding="utf-8"?>
-<w:hdr xmlns:wpc="http://schemas.microsoft.com/office/word/2010/wordprocessingCanvas" xmlns:cx="http://schemas.microsoft.com/office/drawing/2014/chartex" xmlns:cx1="http://schemas.microsoft.com/office/drawing/2015/9/8/chartex" xmlns:cx2="http://schemas.microsoft.com/office/drawing/2015/10/21/chartex" xmlns:cx3="http://schemas.microsoft.com/office/drawing/2016/5/9/chartex" xmlns:cx4="http://schemas.microsoft.com/office/drawing/2016/5/10/chartex" xmlns:cx5="http://schemas.microsoft.com/office/drawing/2016/5/11/chartex" xmlns:cx6="http://schemas.microsoft.com/office/drawing/2016/5/12/chartex" xmlns:cx7="http://schemas.microsoft.com/office/drawing/2016/5/13/chartex" xmlns:cx8="http://schemas.microsoft.com/office/drawing/2016/5/14/chartex" xmlns:mc="http://schemas.openxmlformats.org/markup-compatibility/2006" xmlns:aink="http://schemas.microsoft.com/office/drawing/2016/ink" xmlns:am3d="http://schemas.microsoft.com/office/drawing/2017/model3d" xmlns:o="urn:schemas-microsoft-com:office:office" xmlns:oel="http://schemas.microsoft.com/office/2019/extlst" xmlns:r="http://schemas.openxmlformats.org/officeDocument/2006/relationships" xmlns:m="http://schemas.openxmlformats.org/officeDocument/2006/math" xmlns:v="urn:schemas-microsoft-com:vml" xmlns:wp14="http://schemas.microsoft.com/office/word/2010/wordprocessingDrawing" xmlns:wp="http://schemas.openxmlformats.org/drawingml/2006/wordprocessingDrawing" xmlns:w10="urn:schemas-microsoft-com:office:word" xmlns:w="http://schemas.openxmlformats.org/wordprocessingml/2006/main" xmlns:w14="http://schemas.microsoft.com/office/word/2010/wordml" xmlns:w15="http://schemas.microsoft.com/office/word/2012/wordml" xmlns:w16cex="http://schemas.microsoft.com/office/word/2018/wordml/cex" xmlns:w16cid="http://schemas.microsoft.com/office/word/2016/wordml/cid" xmlns:w16="http://schemas.microsoft.com/office/word/2018/wordml" xmlns:w16sdtdh="http://schemas.microsoft.com/office/word/2020/wordml/sdtdatahash" xmlns:w16se="http://schemas.microsoft.com/office/word/2015/wordml/symex" xmlns:wpg="http://schemas.microsoft.com/office/word/2010/wordprocessingGroup" xmlns:wpi="http://schemas.microsoft.com/office/word/2010/wordprocessingInk" xmlns:wne="http://schemas.microsoft.com/office/word/2006/wordml" xmlns:wps="http://schemas.microsoft.com/office/word/2010/wordprocessingShape" mc:Ignorable="w14 w15 w16se w16cid w16 w16cex w16sdtdh wp14">
+<w:hdr xmlns:wpc="http://schemas.microsoft.com/office/word/2010/wordprocessingCanvas" xmlns:cx="http://schemas.microsoft.com/office/drawing/2014/chartex" xmlns:cx1="http://schemas.microsoft.com/office/drawing/2015/9/8/chartex" xmlns:cx2="http://schemas.microsoft.com/office/drawing/2015/10/21/chartex" xmlns:cx3="http://schemas.microsoft.com/office/drawing/2016/5/9/chartex" xmlns:cx4="http://schemas.microsoft.com/office/drawing/2016/5/10/chartex" xmlns:cx5="http://schemas.microsoft.com/office/drawing/2016/5/11/chartex" xmlns:cx6="http://schemas.microsoft.com/office/drawing/2016/5/12/chartex" xmlns:cx7="http://schemas.microsoft.com/office/drawing/2016/5/13/chartex" xmlns:cx8="http://schemas.microsoft.com/office/drawing/2016/5/14/chartex" xmlns:mc="http://schemas.openxmlformats.org/markup-compatibility/2006" xmlns:aink="http://schemas.microsoft.com/office/drawing/2016/ink" xmlns:am3d="http://schemas.microsoft.com/office/drawing/2017/model3d" xmlns:o="urn:schemas-microsoft-com:office:office" xmlns:oel="http://schemas.microsoft.com/office/2019/extlst" xmlns:r="http://schemas.openxmlformats.org/officeDocument/2006/relationships" xmlns:m="http://schemas.openxmlformats.org/officeDocument/2006/math" xmlns:v="urn:schemas-microsoft-com:vml" xmlns:wp14="http://schemas.microsoft.com/office/word/2010/wordprocessingDrawing" xmlns:wp="http://schemas.openxmlformats.org/drawingml/2006/wordprocessingDrawing" xmlns:w10="urn:schemas-microsoft-com:office:word" xmlns:w="http://schemas.openxmlformats.org/wordprocessingml/2006/main" xmlns:w14="http://schemas.microsoft.com/office/word/2010/wordml" xmlns:w15="http://schemas.microsoft.com/office/word/2012/wordml" xmlns:w16cex="http://schemas.microsoft.com/office/word/2018/wordml/cex" xmlns:w16cid="http://schemas.microsoft.com/office/word/2016/wordml/cid" xmlns:w16="http://schemas.microsoft.com/office/word/2018/wordml" xmlns:w16du="http://schemas.microsoft.com/office/word/2023/wordml/word16du" xmlns:w16sdtdh="http://schemas.microsoft.com/office/word/2020/wordml/sdtdatahash" xmlns:w16sdtfl="http://schemas.microsoft.com/office/word/2024/wordml/sdtformatlock" xmlns:w16se="http://schemas.microsoft.com/office/word/2015/wordml/symex" xmlns:wpg="http://schemas.microsoft.com/office/word/2010/wordprocessingGroup" xmlns:wpi="http://schemas.microsoft.com/office/word/2010/wordprocessingInk" xmlns:wne="http://schemas.microsoft.com/office/word/2006/wordml" xmlns:wps="http://schemas.microsoft.com/office/word/2010/wordprocessingShape" mc:Ignorable="w14 w15 w16se w16cid w16 w16cex w16sdtdh w16sdtfl w16du wp14">
   <w:p>
     <w:pPr>
       <w:pStyle w:val="Header"/>
@@ -802,7 +856,7 @@
 </file>
 
 <file path=word/header3.xml><?xml version="1.0" encoding="utf-8"?>
-<w:hdr xmlns:wpc="http://schemas.microsoft.com/office/word/2010/wordprocessingCanvas" xmlns:cx="http://schemas.microsoft.com/office/drawing/2014/chartex" xmlns:cx1="http://schemas.microsoft.com/office/drawing/2015/9/8/chartex" xmlns:cx2="http://schemas.microsoft.com/office/drawing/2015/10/21/chartex" xmlns:cx3="http://schemas.microsoft.com/office/drawing/2016/5/9/chartex" xmlns:cx4="http://schemas.microsoft.com/office/drawing/2016/5/10/chartex" xmlns:cx5="http://schemas.microsoft.com/office/drawing/2016/5/11/chartex" xmlns:cx6="http://schemas.microsoft.com/office/drawing/2016/5/12/chartex" xmlns:cx7="http://schemas.microsoft.com/office/drawing/2016/5/13/chartex" xmlns:cx8="http://schemas.microsoft.com/office/drawing/2016/5/14/chartex" xmlns:mc="http://schemas.openxmlformats.org/markup-compatibility/2006" xmlns:aink="http://schemas.microsoft.com/office/drawing/2016/ink" xmlns:am3d="http://schemas.microsoft.com/office/drawing/2017/model3d" xmlns:o="urn:schemas-microsoft-com:office:office" xmlns:oel="http://schemas.microsoft.com/office/2019/extlst" xmlns:r="http://schemas.openxmlformats.org/officeDocument/2006/relationships" xmlns:m="http://schemas.openxmlformats.org/officeDocument/2006/math" xmlns:v="urn:schemas-microsoft-com:vml" xmlns:wp14="http://schemas.microsoft.com/office/word/2010/wordprocessingDrawing" xmlns:wp="http://schemas.openxmlformats.org/drawingml/2006/wordprocessingDrawing" xmlns:w10="urn:schemas-microsoft-com:office:word" xmlns:w="http://schemas.openxmlformats.org/wordprocessingml/2006/main" xmlns:w14="http://schemas.microsoft.com/office/word/2010/wordml" xmlns:w15="http://schemas.microsoft.com/office/word/2012/wordml" xmlns:w16cex="http://schemas.microsoft.com/office/word/2018/wordml/cex" xmlns:w16cid="http://schemas.microsoft.com/office/word/2016/wordml/cid" xmlns:w16="http://schemas.microsoft.com/office/word/2018/wordml" xmlns:w16sdtdh="http://schemas.microsoft.com/office/word/2020/wordml/sdtdatahash" xmlns:w16se="http://schemas.microsoft.com/office/word/2015/wordml/symex" xmlns:wpg="http://schemas.microsoft.com/office/word/2010/wordprocessingGroup" xmlns:wpi="http://schemas.microsoft.com/office/word/2010/wordprocessingInk" xmlns:wne="http://schemas.microsoft.com/office/word/2006/wordml" xmlns:wps="http://schemas.microsoft.com/office/word/2010/wordprocessingShape" mc:Ignorable="w14 w15 w16se w16cid w16 w16cex w16sdtdh wp14">
+<w:hdr xmlns:wpc="http://schemas.microsoft.com/office/word/2010/wordprocessingCanvas" xmlns:cx="http://schemas.microsoft.com/office/drawing/2014/chartex" xmlns:cx1="http://schemas.microsoft.com/office/drawing/2015/9/8/chartex" xmlns:cx2="http://schemas.microsoft.com/office/drawing/2015/10/21/chartex" xmlns:cx3="http://schemas.microsoft.com/office/drawing/2016/5/9/chartex" xmlns:cx4="http://schemas.microsoft.com/office/drawing/2016/5/10/chartex" xmlns:cx5="http://schemas.microsoft.com/office/drawing/2016/5/11/chartex" xmlns:cx6="http://schemas.microsoft.com/office/drawing/2016/5/12/chartex" xmlns:cx7="http://schemas.microsoft.com/office/drawing/2016/5/13/chartex" xmlns:cx8="http://schemas.microsoft.com/office/drawing/2016/5/14/chartex" xmlns:mc="http://schemas.openxmlformats.org/markup-compatibility/2006" xmlns:aink="http://schemas.microsoft.com/office/drawing/2016/ink" xmlns:am3d="http://schemas.microsoft.com/office/drawing/2017/model3d" xmlns:o="urn:schemas-microsoft-com:office:office" xmlns:oel="http://schemas.microsoft.com/office/2019/extlst" xmlns:r="http://schemas.openxmlformats.org/officeDocument/2006/relationships" xmlns:m="http://schemas.openxmlformats.org/officeDocument/2006/math" xmlns:v="urn:schemas-microsoft-com:vml" xmlns:wp14="http://schemas.microsoft.com/office/word/2010/wordprocessingDrawing" xmlns:wp="http://schemas.openxmlformats.org/drawingml/2006/wordprocessingDrawing" xmlns:w10="urn:schemas-microsoft-com:office:word" xmlns:w="http://schemas.openxmlformats.org/wordprocessingml/2006/main" xmlns:w14="http://schemas.microsoft.com/office/word/2010/wordml" xmlns:w15="http://schemas.microsoft.com/office/word/2012/wordml" xmlns:w16cex="http://schemas.microsoft.com/office/word/2018/wordml/cex" xmlns:w16cid="http://schemas.microsoft.com/office/word/2016/wordml/cid" xmlns:w16="http://schemas.microsoft.com/office/word/2018/wordml" xmlns:w16du="http://schemas.microsoft.com/office/word/2023/wordml/word16du" xmlns:w16sdtdh="http://schemas.microsoft.com/office/word/2020/wordml/sdtdatahash" xmlns:w16sdtfl="http://schemas.microsoft.com/office/word/2024/wordml/sdtformatlock" xmlns:w16se="http://schemas.microsoft.com/office/word/2015/wordml/symex" xmlns:wpg="http://schemas.microsoft.com/office/word/2010/wordprocessingGroup" xmlns:wpi="http://schemas.microsoft.com/office/word/2010/wordprocessingInk" xmlns:wne="http://schemas.microsoft.com/office/word/2006/wordml" xmlns:wps="http://schemas.microsoft.com/office/word/2010/wordprocessingShape" mc:Ignorable="w14 w15 w16se w16cid w16 w16cex w16sdtdh w16sdtfl w16du wp14">
   <w:p>
     <w:pPr>
       <w:pStyle w:val="Header"/>
@@ -811,7 +865,7 @@
     <w:r>
       <w:tab/>
       <w:tab/>
-      <w:t>2026-06-17</w:t>
+      <w:t>2026-06-18</w:t>
       <w:br/>
       <w:br/>
     </w:r>
@@ -828,7 +882,7 @@
 </file>
 
 <file path=word/numbering.xml><?xml version="1.0" encoding="utf-8"?>
-<w:numbering xmlns:wpc="http://schemas.microsoft.com/office/word/2010/wordprocessingCanvas" xmlns:cx="http://schemas.microsoft.com/office/drawing/2014/chartex" xmlns:cx1="http://schemas.microsoft.com/office/drawing/2015/9/8/chartex" xmlns:cx2="http://schemas.microsoft.com/office/drawing/2015/10/21/chartex" xmlns:cx3="http://schemas.microsoft.com/office/drawing/2016/5/9/chartex" xmlns:cx4="http://schemas.microsoft.com/office/drawing/2016/5/10/chartex" xmlns:cx5="http://schemas.microsoft.com/office/drawing/2016/5/11/chartex" xmlns:cx6="http://schemas.microsoft.com/office/drawing/2016/5/12/chartex" xmlns:cx7="http://schemas.microsoft.com/office/drawing/2016/5/13/chartex" xmlns:cx8="http://schemas.microsoft.com/office/drawing/2016/5/14/chartex" xmlns:mc="http://schemas.openxmlformats.org/markup-compatibility/2006" xmlns:aink="http://schemas.microsoft.com/office/drawing/2016/ink" xmlns:am3d="http://schemas.microsoft.com/office/drawing/2017/model3d" xmlns:o="urn:schemas-microsoft-com:office:office" xmlns:oel="http://schemas.microsoft.com/office/2019/extlst" xmlns:r="http://schemas.openxmlformats.org/officeDocument/2006/relationships" xmlns:m="http://schemas.openxmlformats.org/officeDocument/2006/math" xmlns:v="urn:schemas-microsoft-com:vml" xmlns:wp14="http://schemas.microsoft.com/office/word/2010/wordprocessingDrawing" xmlns:wp="http://schemas.openxmlformats.org/drawingml/2006/wordprocessingDrawing" xmlns:w10="urn:schemas-microsoft-com:office:word" xmlns:w="http://schemas.openxmlformats.org/wordprocessingml/2006/main" xmlns:w14="http://schemas.microsoft.com/office/word/2010/wordml" xmlns:w15="http://schemas.microsoft.com/office/word/2012/wordml" xmlns:w16cex="http://schemas.microsoft.com/office/word/2018/wordml/cex" xmlns:w16cid="http://schemas.microsoft.com/office/word/2016/wordml/cid" xmlns:w16="http://schemas.microsoft.com/office/word/2018/wordml" xmlns:w16sdtdh="http://schemas.microsoft.com/office/word/2020/wordml/sdtdatahash" xmlns:w16se="http://schemas.microsoft.com/office/word/2015/wordml/symex" xmlns:wpg="http://schemas.microsoft.com/office/word/2010/wordprocessingGroup" xmlns:wpi="http://schemas.microsoft.com/office/word/2010/wordprocessingInk" xmlns:wne="http://schemas.microsoft.com/office/word/2006/wordml" xmlns:wps="http://schemas.microsoft.com/office/word/2010/wordprocessingShape" mc:Ignorable="w14 w15 w16se w16cid w16 w16cex w16sdtdh wp14">
+<w:numbering xmlns:wpc="http://schemas.microsoft.com/office/word/2010/wordprocessingCanvas" xmlns:cx="http://schemas.microsoft.com/office/drawing/2014/chartex" xmlns:cx1="http://schemas.microsoft.com/office/drawing/2015/9/8/chartex" xmlns:cx2="http://schemas.microsoft.com/office/drawing/2015/10/21/chartex" xmlns:cx3="http://schemas.microsoft.com/office/drawing/2016/5/9/chartex" xmlns:cx4="http://schemas.microsoft.com/office/drawing/2016/5/10/chartex" xmlns:cx5="http://schemas.microsoft.com/office/drawing/2016/5/11/chartex" xmlns:cx6="http://schemas.microsoft.com/office/drawing/2016/5/12/chartex" xmlns:cx7="http://schemas.microsoft.com/office/drawing/2016/5/13/chartex" xmlns:cx8="http://schemas.microsoft.com/office/drawing/2016/5/14/chartex" xmlns:mc="http://schemas.openxmlformats.org/markup-compatibility/2006" xmlns:aink="http://schemas.microsoft.com/office/drawing/2016/ink" xmlns:am3d="http://schemas.microsoft.com/office/drawing/2017/model3d" xmlns:o="urn:schemas-microsoft-com:office:office" xmlns:oel="http://schemas.microsoft.com/office/2019/extlst" xmlns:r="http://schemas.openxmlformats.org/officeDocument/2006/relationships" xmlns:m="http://schemas.openxmlformats.org/officeDocument/2006/math" xmlns:v="urn:schemas-microsoft-com:vml" xmlns:wp14="http://schemas.microsoft.com/office/word/2010/wordprocessingDrawing" xmlns:wp="http://schemas.openxmlformats.org/drawingml/2006/wordprocessingDrawing" xmlns:w10="urn:schemas-microsoft-com:office:word" xmlns:w="http://schemas.openxmlformats.org/wordprocessingml/2006/main" xmlns:w14="http://schemas.microsoft.com/office/word/2010/wordml" xmlns:w15="http://schemas.microsoft.com/office/word/2012/wordml" xmlns:w16cex="http://schemas.microsoft.com/office/word/2018/wordml/cex" xmlns:w16cid="http://schemas.microsoft.com/office/word/2016/wordml/cid" xmlns:w16="http://schemas.microsoft.com/office/word/2018/wordml" xmlns:w16du="http://schemas.microsoft.com/office/word/2023/wordml/word16du" xmlns:w16sdtdh="http://schemas.microsoft.com/office/word/2020/wordml/sdtdatahash" xmlns:w16sdtfl="http://schemas.microsoft.com/office/word/2024/wordml/sdtformatlock" xmlns:w16se="http://schemas.microsoft.com/office/word/2015/wordml/symex" xmlns:wpg="http://schemas.microsoft.com/office/word/2010/wordprocessingGroup" xmlns:wpi="http://schemas.microsoft.com/office/word/2010/wordprocessingInk" xmlns:wne="http://schemas.microsoft.com/office/word/2006/wordml" xmlns:wps="http://schemas.microsoft.com/office/word/2010/wordprocessingShape" mc:Ignorable="w14 w15 w16se w16cid w16 w16cex w16sdtdh w16sdtfl w16du wp14">
   <w:abstractNum w:abstractNumId="0" w15:restartNumberingAfterBreak="0">
     <w:nsid w:val="FFFFFF7C"/>
     <w:multiLevelType w:val="singleLevel"/>
@@ -1031,7 +1085,7 @@
 </file>
 
 <file path=word/styles.xml><?xml version="1.0" encoding="utf-8"?>
-<w:styles xmlns:mc="http://schemas.openxmlformats.org/markup-compatibility/2006" xmlns:r="http://schemas.openxmlformats.org/officeDocument/2006/relationships" xmlns:w="http://schemas.openxmlformats.org/wordprocessingml/2006/main" xmlns:w14="http://schemas.microsoft.com/office/word/2010/wordml" xmlns:w15="http://schemas.microsoft.com/office/word/2012/wordml" xmlns:w16cex="http://schemas.microsoft.com/office/word/2018/wordml/cex" xmlns:w16cid="http://schemas.microsoft.com/office/word/2016/wordml/cid" xmlns:w16="http://schemas.microsoft.com/office/word/2018/wordml" xmlns:w16sdtdh="http://schemas.microsoft.com/office/word/2020/wordml/sdtdatahash" xmlns:w16se="http://schemas.microsoft.com/office/word/2015/wordml/symex" mc:Ignorable="w14 w15 w16se w16cid w16 w16cex w16sdtdh">
+<w:styles xmlns:mc="http://schemas.openxmlformats.org/markup-compatibility/2006" xmlns:r="http://schemas.openxmlformats.org/officeDocument/2006/relationships" xmlns:w="http://schemas.openxmlformats.org/wordprocessingml/2006/main" xmlns:w14="http://schemas.microsoft.com/office/word/2010/wordml" xmlns:w15="http://schemas.microsoft.com/office/word/2012/wordml" xmlns:w16cex="http://schemas.microsoft.com/office/word/2018/wordml/cex" xmlns:w16cid="http://schemas.microsoft.com/office/word/2016/wordml/cid" xmlns:w16="http://schemas.microsoft.com/office/word/2018/wordml" xmlns:w16du="http://schemas.microsoft.com/office/word/2023/wordml/word16du" xmlns:w16sdtdh="http://schemas.microsoft.com/office/word/2020/wordml/sdtdatahash" xmlns:w16sdtfl="http://schemas.microsoft.com/office/word/2024/wordml/sdtformatlock" xmlns:w16se="http://schemas.microsoft.com/office/word/2015/wordml/symex" mc:Ignorable="w14 w15 w16se w16cid w16 w16cex w16sdtdh w16sdtfl w16du">
   <w:docDefaults>
     <w:rPrDefault>
       <w:rPr>
@@ -1789,7 +1843,7 @@
     <w:link w:val="TitleChar"/>
     <w:uiPriority w:val="10"/>
     <w:qFormat/>
-    <w:rsid w:val="007106C8"/>
+    <w:rsid w:val="00E854FA"/>
     <w:pPr>
       <w:spacing w:after="300" w:line="240" w:lineRule="auto"/>
       <w:contextualSpacing/>
@@ -1799,7 +1853,7 @@
       <w:rFonts w:eastAsiaTheme="majorEastAsia" w:cstheme="majorBidi"/>
       <w:spacing w:val="5"/>
       <w:kern w:val="28"/>
-      <w:sz w:val="52"/>
+      <w:sz w:val="40"/>
       <w:szCs w:val="52"/>
       <w:lang w:val="sv-SE" w:eastAsia="en-US" w:bidi="ar-SA"/>
     </w:rPr>
@@ -1809,12 +1863,12 @@
     <w:basedOn w:val="DefaultParagraphFont"/>
     <w:link w:val="Title"/>
     <w:uiPriority w:val="10"/>
-    <w:rsid w:val="007106C8"/>
+    <w:rsid w:val="00E854FA"/>
     <w:rPr>
       <w:rFonts w:ascii="Times New Roman" w:eastAsiaTheme="majorEastAsia" w:hAnsi="Times New Roman" w:cstheme="majorBidi"/>
       <w:spacing w:val="5"/>
       <w:kern w:val="28"/>
-      <w:sz w:val="52"/>
+      <w:sz w:val="40"/>
       <w:szCs w:val="52"/>
       <w:lang w:val="sv-SE" w:eastAsia="en-US" w:bidi="ar-SA"/>
     </w:rPr>

--- a/klagomål/A 15774-2026 FSC-klagomål.docx
+++ b/klagomål/A 15774-2026 FSC-klagomål.docx
@@ -865,7 +865,7 @@
     <w:r>
       <w:tab/>
       <w:tab/>
-      <w:t>2026-06-18</w:t>
+      <w:t>2026-06-19</w:t>
       <w:br/>
       <w:br/>
     </w:r>

--- a/klagomål/A 15774-2026 FSC-klagomål.docx
+++ b/klagomål/A 15774-2026 FSC-klagomål.docx
@@ -865,7 +865,7 @@
     <w:r>
       <w:tab/>
       <w:tab/>
-      <w:t>2026-06-19</w:t>
+      <w:t>2026-06-20</w:t>
       <w:br/>
       <w:br/>
     </w:r>

--- a/klagomål/A 15774-2026 FSC-klagomål.docx
+++ b/klagomål/A 15774-2026 FSC-klagomål.docx
@@ -168,38 +168,7 @@
     </w:p>
     <w:p>
       <w:r>
-        <w:t>Detta dokument behandlar höga naturvärden i avverkningsanmälan A 15774-2026 i Kalmar kommun som inkom 2026-03-26 och omfattar 6,6 ha.</w:t>
-      </w:r>
-    </w:p>
-    <w:p>
-      <w:r>
-        <w:t>Nedan presenteras fynd av naturvårdsarter och fridlysta arter som gjorts i det avverkningsanmälda området, samt relevanta utdrag ur standarderna för FSC, Chain of Custody, Controlled Wood och PEFC. I BILAGA 1 finns artfakta om fridlysta arter.</w:t>
-      </w:r>
-    </w:p>
-    <w:p>
-      <w:r>
-        <w:t>Vi förväntar oss att ni återkommer med ett skriftligt svar på vårt klagomål och även beskriver vilka korrigerande åtgärder ni satt in för att rätta till identifierade brister i er efterlevnad av den svenska FSC standarden.</w:t>
-      </w:r>
-    </w:p>
-    <w:p>
-      <w:pPr>
-        <w:pStyle w:val="Heading1"/>
-      </w:pPr>
-      <w:r>
-        <w:t>Naturvårdsarter</w:t>
-      </w:r>
-    </w:p>
-    <w:p>
-      <w:r>
-        <w:t>I och inom 11 meter från avverkningsanmälan har följande 7 naturvårdsarter hittats: sandödla (VU, §4a), ekoxe (S, §6), blåsippa (T, §9), nattskärra (T, §4), citronfläckad kärrtrollslända (§4a), långbensgroda (§4a) och trädlärka (§4). Av dessa är 1 rödlistade. För rödlistade arter har rödlistekategorin angivits inom parentes. Arter som är signalarter enligt Skogsstyrelsen har markerats med (S). Typiska arter inom Natura 2000 som är kopplade till skogsekosystem har markerats med (T). För fridlysta arter anges även paragrafen i Artskyddsförordningen som arten är fridlyst enligt.</w:t>
-      </w:r>
-    </w:p>
-    <w:p>
-      <w:r>
-        <w:t>De påträffade naturvårdsarterna är ett tydligt kvitto på att det rör sig om en skog med höga naturvärden.</w:t>
-      </w:r>
-      <w:r>
-        <w:t xml:space="preserve"> I Figur 1 visas fyndplatser för naturvårdsarter i området, som finns registrerade på Artportalen.</w:t>
+        <w:t>Detta klagomål behandlar höga naturvärden i avverkningsanmälan A 15774-2026 i Kalmar kommun som inkom 2026-03-26 och omfattar 6,6 ha.</w:t>
       </w:r>
     </w:p>
     <w:p>
@@ -247,34 +216,55 @@
         <w:spacing w:after="240"/>
       </w:pPr>
       <w:r>
-        <w:t>Figur 1. Fyndplatser för naturvårdsarter i och inom 11 meter från avverkningsanmälan (röd linje). Markörer utan svart kant är placerade på fyndplatsen. Markörer med svart kant är placerade vid sidan av fyndplatsen och har ett svart streck som visar fyndplatsens exakta position. Kartans mittpunktskoordinat är N 6275106, E 566702 i SWEREF 99 TM.</w:t>
+        <w:t>Figur 1. Fyndplatser för naturvårdsarter i och inom 11 meter från avverkningsanmälan. Markörer utan svart kant är placerade på fyndplatsen. Markörer med svart kant är placerade vid sidan av fyndplatsen har ett svart streck som visar fyndplatsens exakta position. Kartans mittpunktskoordinat är N 6275106, E 566702 i SWEREF 99 TM.</w:t>
+      </w:r>
+    </w:p>
+    <w:p>
+      <w:r>
+        <w:t>I och inom 11 meter från avverkningsanmälan finns fynd av 7 naturvårdsarter, varav 1 är rödlistad, 7 är fridlysta, 2 är typiska (T) och 1 är signalart (S): sandödla (VU, §4a), ekoxe (S, §6), blåsippa (T, §9), nattskärra (T, §4), citronfläckad kärrtrollslända (§4a), långbensgroda (§4a) och trädlärka (§4). Se Figur 1.</w:t>
+      </w:r>
+    </w:p>
+    <w:p>
+      <w:r>
+        <w:t>Nedan presenteras relevanta utdrag ur standarderna för FSC, Chain of Custody, Controlled Wood och PEFC.</w:t>
+      </w:r>
+    </w:p>
+    <w:p>
+      <w:r>
+        <w:t>Vi förväntar oss att ni återkommer med ett skriftligt svar på vårt klagomål och även beskriver vilka korrigerande åtgärder ni satt in för att rätta till identifierade brister i er efterlevnad av den svenska FSC standarden.</w:t>
       </w:r>
     </w:p>
     <w:p>
       <w:pPr>
-        <w:pStyle w:val="Heading2"/>
+        <w:pStyle w:val="Heading1"/>
       </w:pPr>
       <w:r>
-        <w:t>Fridlysta arter</w:t>
+        <w:t>Naturvårdsarter och fridlysta arter</w:t>
       </w:r>
     </w:p>
     <w:p>
       <w:r>
-        <w:t>Följande fridlysta arter har sina livsmiljöer och växtplatser i den avverkningsanmälda skogen: sandödla (VU, §4a), ekoxe (S, §6), blåsippa (T, §9), nattskärra (T, §4), citronfläckad kärrtrollslända (§4a), långbensgroda (§4a) och trädlärka (§4).</w:t>
+        <w:t>Nedan följer beskrivningar av de naturvårdsarter och fridlysta arter som har sina livsmiljöer och växtplatser i den avverkningsanmälda skogen. Se även ytterligare artfakta i BILAGA 1. De påträffade naturvårdsarterna är ett tydligt kvitto på att det rör sig om en skog med höga naturvärden.</w:t>
       </w:r>
     </w:p>
     <w:p>
       <w:r>
-        <w:t xml:space="preserve">Observera att medlemsländerna är skyldiga att agera i enlighet med EU:s fågeldirektiv där det uttryckligen står att direktivet gäller för fåglar samt för deras ägg, bon och </w:t>
+        <w:rPr>
+          <w:b/>
+        </w:rPr>
+        <w:t xml:space="preserve">Ekoxe (§6) </w:t>
+      </w:r>
+      <w:r>
+        <w:t>omfattas av EU:s art- och habitatdirektiv och är fridlyst enligt 6 § artskyddsförordningen.</w:t>
       </w:r>
       <w:r>
         <w:rPr>
           <w:b/>
         </w:rPr>
-        <w:t xml:space="preserve">livsmiljöer </w:t>
+        <w:t xml:space="preserve"> </w:t>
       </w:r>
       <w:r>
-        <w:t>(artikel 1). Vidare att de åtgärder som vidtas inte får leda till en försämring av den nuvarande situationen beträffande bevarandet av de fågelarter som avses i artikel 1 (artikel 13). Fågeldirektivet är styrande för tillsynsansvariga myndigheters ärendehantering, ställningstaganden och beslutsfattande.</w:t>
+        <w:t>Dess larvutveckling sker i och vid stubbar, i lågor med markkontakt och grövre döda rötter av olika lövträd, även i döda rotdelar på levande träd. I Sverige främst funnen i ek men även några gånger i bok, hassel, ask och björk. Arten lever främst i halvöppna miljöer såsom trädklädda hagmarker eller gles skog, gärna i sydsluttningar. Arten påverkas negativt av brist på grova eller gamla träd och det föreligger indikation på eller misstanke om populationsminskning. Minskningen avser kvalitén på artens habitat (SLU Artdatabanken, 2025).</w:t>
       </w:r>
     </w:p>
     <w:p>
@@ -311,37 +301,6 @@
         <w:rPr>
           <w:b/>
         </w:rPr>
-        <w:t xml:space="preserve">Ekoxe (§6) </w:t>
-      </w:r>
-      <w:r>
-        <w:t>omfattas av EU:s art- och habitatdirektiv och är fridlyst enligt 6 § artskyddsförordningen.</w:t>
-      </w:r>
-      <w:r>
-        <w:rPr>
-          <w:b/>
-        </w:rPr>
-        <w:t xml:space="preserve"> </w:t>
-      </w:r>
-      <w:r>
-        <w:t>Dess larvutveckling sker i och vid stubbar, i lågor med markkontakt och grövre döda rötter av olika lövträd, även i döda rotdelar på levande träd. I Sverige främst funnen i ek men även några gånger i bok, hassel, ask och björk. Arten lever främst i halvöppna miljöer såsom trädklädda hagmarker eller gles skog, gärna i sydsluttningar. Arten påverkas negativt av brist på grova eller gamla träd och det föreligger indikation på eller misstanke om populationsminskning. Minskningen avser kvalitén på artens habitat (SLU Artdatabanken, 2025).</w:t>
-      </w:r>
-    </w:p>
-    <w:p>
-      <w:r>
-        <w:rPr>
-          <w:b/>
-        </w:rPr>
-        <w:t xml:space="preserve">Långbensgroda (§4a) </w:t>
-      </w:r>
-      <w:r>
-        <w:t>är strikt skyddad enligt EU:s art- och habitatdirektiv vilket innebär att hela dess livsmiljö ska bevaras.  I Sverige förekommer arten uteslutande i och invid större skogsområden, oftast med betydande lövinslag där den leker i små grunda kärr och permanenta vatten. Kalavverkning av långbensgrodans livsmiljöer bör undvikas och eventuellt skogsbruk ska ske skonsamt genom försiktig gallring och upptagning av mindre gläntor. Arten omfattas av ett åtgärdsprogram för hotade arter (ÅGP) (SLU Artdatabanken, 2026; Ahlén, 2013).</w:t>
-      </w:r>
-    </w:p>
-    <w:p>
-      <w:r>
-        <w:rPr>
-          <w:b/>
-        </w:rPr>
         <w:t>Nattskärra (§4)</w:t>
       </w:r>
       <w:r>
@@ -359,7 +318,13 @@
     </w:p>
     <w:p>
       <w:r>
-        <w:t>I BILAGA 1 finns mer detaljerad information om ekologi samt krav på livsmiljö hos fridlysta arter.</w:t>
+        <w:rPr>
+          <w:b/>
+        </w:rPr>
+        <w:t xml:space="preserve">Långbensgroda (§4a) </w:t>
+      </w:r>
+      <w:r>
+        <w:t>är strikt skyddad enligt EU:s art- och habitatdirektiv vilket innebär att hela dess livsmiljö ska bevaras.  I Sverige förekommer arten uteslutande i och invid större skogsområden, oftast med betydande lövinslag där den leker i små grunda kärr och permanenta vatten. Kalavverkning av långbensgrodans livsmiljöer bör undvikas och eventuellt skogsbruk ska ske skonsamt genom försiktig gallring och upptagning av mindre gläntor. Arten omfattas av ett åtgärdsprogram för hotade arter (ÅGP) (SLU Artdatabanken, 2026; Ahlén, 2013).</w:t>
       </w:r>
     </w:p>
     <w:p>
@@ -865,7 +830,7 @@
     <w:r>
       <w:tab/>
       <w:tab/>
-      <w:t>2026-06-20</w:t>
+      <w:t>2026-06-21</w:t>
       <w:br/>
       <w:br/>
     </w:r>

--- a/klagomål/A 15774-2026 FSC-klagomål.docx
+++ b/klagomål/A 15774-2026 FSC-klagomål.docx
@@ -830,7 +830,7 @@
     <w:r>
       <w:tab/>
       <w:tab/>
-      <w:t>2026-06-21</w:t>
+      <w:t>2026-06-22</w:t>
       <w:br/>
       <w:br/>
     </w:r>

--- a/klagomål/A 15774-2026 FSC-klagomål.docx
+++ b/klagomål/A 15774-2026 FSC-klagomål.docx
@@ -830,7 +830,7 @@
     <w:r>
       <w:tab/>
       <w:tab/>
-      <w:t>2026-06-22</w:t>
+      <w:t>2026-06-23</w:t>
       <w:br/>
       <w:br/>
     </w:r>

--- a/klagomål/A 15774-2026 FSC-klagomål.docx
+++ b/klagomål/A 15774-2026 FSC-klagomål.docx
@@ -830,7 +830,7 @@
     <w:r>
       <w:tab/>
       <w:tab/>
-      <w:t>2026-06-23</w:t>
+      <w:t>2026-06-24</w:t>
       <w:br/>
       <w:br/>
     </w:r>

--- a/klagomål/A 15774-2026 FSC-klagomål.docx
+++ b/klagomål/A 15774-2026 FSC-klagomål.docx
@@ -830,7 +830,7 @@
     <w:r>
       <w:tab/>
       <w:tab/>
-      <w:t>2026-06-24</w:t>
+      <w:t>2026-06-25</w:t>
       <w:br/>
       <w:br/>
     </w:r>

--- a/klagomål/A 15774-2026 FSC-klagomål.docx
+++ b/klagomål/A 15774-2026 FSC-klagomål.docx
@@ -830,7 +830,7 @@
     <w:r>
       <w:tab/>
       <w:tab/>
-      <w:t>2026-06-25</w:t>
+      <w:t>2026-06-26</w:t>
       <w:br/>
       <w:br/>
     </w:r>

--- a/klagomål/A 15774-2026 FSC-klagomål.docx
+++ b/klagomål/A 15774-2026 FSC-klagomål.docx
@@ -830,7 +830,7 @@
     <w:r>
       <w:tab/>
       <w:tab/>
-      <w:t>2026-06-26</w:t>
+      <w:t>2026-06-27</w:t>
       <w:br/>
       <w:br/>
     </w:r>

--- a/klagomål/A 15774-2026 FSC-klagomål.docx
+++ b/klagomål/A 15774-2026 FSC-klagomål.docx
@@ -830,7 +830,7 @@
     <w:r>
       <w:tab/>
       <w:tab/>
-      <w:t>2026-06-27</w:t>
+      <w:t>2026-06-28</w:t>
       <w:br/>
       <w:br/>
     </w:r>

--- a/klagomål/A 15774-2026 FSC-klagomål.docx
+++ b/klagomål/A 15774-2026 FSC-klagomål.docx
@@ -830,7 +830,7 @@
     <w:r>
       <w:tab/>
       <w:tab/>
-      <w:t>2026-06-28</w:t>
+      <w:t>2026-06-29</w:t>
       <w:br/>
       <w:br/>
     </w:r>

--- a/klagomål/A 15774-2026 FSC-klagomål.docx
+++ b/klagomål/A 15774-2026 FSC-klagomål.docx
@@ -830,7 +830,7 @@
     <w:r>
       <w:tab/>
       <w:tab/>
-      <w:t>2026-06-29</w:t>
+      <w:t>2026-06-30</w:t>
       <w:br/>
       <w:br/>
     </w:r>

--- a/klagomål/A 15774-2026 FSC-klagomål.docx
+++ b/klagomål/A 15774-2026 FSC-klagomål.docx
@@ -830,7 +830,7 @@
     <w:r>
       <w:tab/>
       <w:tab/>
-      <w:t>2026-06-30</w:t>
+      <w:t>2026-07-01</w:t>
       <w:br/>
       <w:br/>
     </w:r>

--- a/klagomål/A 15774-2026 FSC-klagomål.docx
+++ b/klagomål/A 15774-2026 FSC-klagomål.docx
@@ -830,7 +830,7 @@
     <w:r>
       <w:tab/>
       <w:tab/>
-      <w:t>2026-07-01</w:t>
+      <w:t>2026-07-02</w:t>
       <w:br/>
       <w:br/>
     </w:r>

--- a/klagomål/A 15774-2026 FSC-klagomål.docx
+++ b/klagomål/A 15774-2026 FSC-klagomål.docx
@@ -830,7 +830,7 @@
     <w:r>
       <w:tab/>
       <w:tab/>
-      <w:t>2026-07-13</w:t>
+      <w:t>2026-07-14</w:t>
       <w:br/>
       <w:br/>
     </w:r>

--- a/klagomål/A 15774-2026 FSC-klagomål.docx
+++ b/klagomål/A 15774-2026 FSC-klagomål.docx
@@ -830,7 +830,7 @@
     <w:r>
       <w:tab/>
       <w:tab/>
-      <w:t>2026-07-14</w:t>
+      <w:t>2026-07-15</w:t>
       <w:br/>
       <w:br/>
     </w:r>

--- a/klagomål/A 15774-2026 FSC-klagomål.docx
+++ b/klagomål/A 15774-2026 FSC-klagomål.docx
@@ -830,7 +830,7 @@
     <w:r>
       <w:tab/>
       <w:tab/>
-      <w:t>2026-07-15</w:t>
+      <w:t>2026-07-16</w:t>
       <w:br/>
       <w:br/>
     </w:r>

--- a/klagomål/A 15774-2026 FSC-klagomål.docx
+++ b/klagomål/A 15774-2026 FSC-klagomål.docx
@@ -830,7 +830,7 @@
     <w:r>
       <w:tab/>
       <w:tab/>
-      <w:t>2026-07-16</w:t>
+      <w:t>2026-07-17</w:t>
       <w:br/>
       <w:br/>
     </w:r>

--- a/klagomål/A 15774-2026 FSC-klagomål.docx
+++ b/klagomål/A 15774-2026 FSC-klagomål.docx
@@ -830,7 +830,7 @@
     <w:r>
       <w:tab/>
       <w:tab/>
-      <w:t>2026-07-17</w:t>
+      <w:t>2026-07-18</w:t>
       <w:br/>
       <w:br/>
     </w:r>

--- a/klagomål/A 15774-2026 FSC-klagomål.docx
+++ b/klagomål/A 15774-2026 FSC-klagomål.docx
@@ -830,7 +830,7 @@
     <w:r>
       <w:tab/>
       <w:tab/>
-      <w:t>2026-07-18</w:t>
+      <w:t>2026-07-19</w:t>
       <w:br/>
       <w:br/>
     </w:r>

--- a/klagomål/A 15774-2026 FSC-klagomål.docx
+++ b/klagomål/A 15774-2026 FSC-klagomål.docx
@@ -830,7 +830,7 @@
     <w:r>
       <w:tab/>
       <w:tab/>
-      <w:t>2026-07-19</w:t>
+      <w:t>2026-07-20</w:t>
       <w:br/>
       <w:br/>
     </w:r>

--- a/klagomål/A 15774-2026 FSC-klagomål.docx
+++ b/klagomål/A 15774-2026 FSC-klagomål.docx
@@ -830,7 +830,7 @@
     <w:r>
       <w:tab/>
       <w:tab/>
-      <w:t>2026-07-20</w:t>
+      <w:t>2026-07-21</w:t>
       <w:br/>
       <w:br/>
     </w:r>

--- a/klagomål/A 15774-2026 FSC-klagomål.docx
+++ b/klagomål/A 15774-2026 FSC-klagomål.docx
@@ -830,7 +830,7 @@
     <w:r>
       <w:tab/>
       <w:tab/>
-      <w:t>2026-07-21</w:t>
+      <w:t>2026-07-22</w:t>
       <w:br/>
       <w:br/>
     </w:r>

--- a/klagomål/A 15774-2026 FSC-klagomål.docx
+++ b/klagomål/A 15774-2026 FSC-klagomål.docx
@@ -830,7 +830,7 @@
     <w:r>
       <w:tab/>
       <w:tab/>
-      <w:t>2026-07-22</w:t>
+      <w:t>2026-07-23</w:t>
       <w:br/>
       <w:br/>
     </w:r>

--- a/klagomål/A 15774-2026 FSC-klagomål.docx
+++ b/klagomål/A 15774-2026 FSC-klagomål.docx
@@ -830,7 +830,7 @@
     <w:r>
       <w:tab/>
       <w:tab/>
-      <w:t>2026-07-23</w:t>
+      <w:t>2026-07-24</w:t>
       <w:br/>
       <w:br/>
     </w:r>

--- a/klagomål/A 15774-2026 FSC-klagomål.docx
+++ b/klagomål/A 15774-2026 FSC-klagomål.docx
@@ -830,7 +830,7 @@
     <w:r>
       <w:tab/>
       <w:tab/>
-      <w:t>2026-07-24</w:t>
+      <w:t>2026-07-25</w:t>
       <w:br/>
       <w:br/>
     </w:r>

--- a/klagomål/A 15774-2026 FSC-klagomål.docx
+++ b/klagomål/A 15774-2026 FSC-klagomål.docx
@@ -830,7 +830,7 @@
     <w:r>
       <w:tab/>
       <w:tab/>
-      <w:t>2026-07-25</w:t>
+      <w:t>2026-07-26</w:t>
       <w:br/>
       <w:br/>
     </w:r>

--- a/klagomål/A 15774-2026 FSC-klagomål.docx
+++ b/klagomål/A 15774-2026 FSC-klagomål.docx
@@ -830,7 +830,7 @@
     <w:r>
       <w:tab/>
       <w:tab/>
-      <w:t>2026-07-26</w:t>
+      <w:t>2026-07-27</w:t>
       <w:br/>
       <w:br/>
     </w:r>

--- a/klagomål/A 15774-2026 FSC-klagomål.docx
+++ b/klagomål/A 15774-2026 FSC-klagomål.docx
@@ -830,7 +830,7 @@
     <w:r>
       <w:tab/>
       <w:tab/>
-      <w:t>2026-07-27</w:t>
+      <w:t>2026-07-28</w:t>
       <w:br/>
       <w:br/>
     </w:r>

--- a/klagomål/A 15774-2026 FSC-klagomål.docx
+++ b/klagomål/A 15774-2026 FSC-klagomål.docx
@@ -830,7 +830,7 @@
     <w:r>
       <w:tab/>
       <w:tab/>
-      <w:t>2026-07-28</w:t>
+      <w:t>2026-07-29</w:t>
       <w:br/>
       <w:br/>
     </w:r>

--- a/klagomål/A 15774-2026 FSC-klagomål.docx
+++ b/klagomål/A 15774-2026 FSC-klagomål.docx
@@ -830,7 +830,7 @@
     <w:r>
       <w:tab/>
       <w:tab/>
-      <w:t>2026-07-29</w:t>
+      <w:t>2026-07-30</w:t>
       <w:br/>
       <w:br/>
     </w:r>

--- a/klagomål/A 15774-2026 FSC-klagomål.docx
+++ b/klagomål/A 15774-2026 FSC-klagomål.docx
@@ -830,7 +830,7 @@
     <w:r>
       <w:tab/>
       <w:tab/>
-      <w:t>2026-07-30</w:t>
+      <w:t>2026-07-31</w:t>
       <w:br/>
       <w:br/>
     </w:r>

--- a/klagomål/A 15774-2026 FSC-klagomål.docx
+++ b/klagomål/A 15774-2026 FSC-klagomål.docx
@@ -830,7 +830,7 @@
     <w:r>
       <w:tab/>
       <w:tab/>
-      <w:t>2026-07-31</w:t>
+      <w:t>2026-08-01</w:t>
       <w:br/>
       <w:br/>
     </w:r>

--- a/klagomål/A 15774-2026 FSC-klagomål.docx
+++ b/klagomål/A 15774-2026 FSC-klagomål.docx
@@ -830,7 +830,7 @@
     <w:r>
       <w:tab/>
       <w:tab/>
-      <w:t>2026-08-01</w:t>
+      <w:t>2026-08-02</w:t>
       <w:br/>
       <w:br/>
     </w:r>

--- a/klagomål/A 15774-2026 FSC-klagomål.docx
+++ b/klagomål/A 15774-2026 FSC-klagomål.docx
@@ -830,7 +830,7 @@
     <w:r>
       <w:tab/>
       <w:tab/>
-      <w:t>2026-08-02</w:t>
+      <w:t>2026-08-03</w:t>
       <w:br/>
       <w:br/>
     </w:r>

--- a/klagomål/A 15774-2026 FSC-klagomål.docx
+++ b/klagomål/A 15774-2026 FSC-klagomål.docx
@@ -830,7 +830,7 @@
     <w:r>
       <w:tab/>
       <w:tab/>
-      <w:t>2026-08-03</w:t>
+      <w:t>2026-08-05</w:t>
       <w:br/>
       <w:br/>
     </w:r>

--- a/klagomål/A 15774-2026 FSC-klagomål.docx
+++ b/klagomål/A 15774-2026 FSC-klagomål.docx
@@ -830,7 +830,7 @@
     <w:r>
       <w:tab/>
       <w:tab/>
-      <w:t>2026-08-05</w:t>
+      <w:t>2026-08-07</w:t>
       <w:br/>
       <w:br/>
     </w:r>

--- a/klagomål/A 15774-2026 FSC-klagomål.docx
+++ b/klagomål/A 15774-2026 FSC-klagomål.docx
@@ -830,7 +830,7 @@
     <w:r>
       <w:tab/>
       <w:tab/>
-      <w:t>2026-08-07</w:t>
+      <w:t>2026-08-08</w:t>
       <w:br/>
       <w:br/>
     </w:r>

--- a/klagomål/A 15774-2026 FSC-klagomål.docx
+++ b/klagomål/A 15774-2026 FSC-klagomål.docx
@@ -216,7 +216,7 @@
         <w:spacing w:after="240"/>
       </w:pPr>
       <w:r>
-        <w:t>Figur 1. Fyndplatser för naturvårdsarter i och inom 11 meter från avverkningsanmälan. Markörer utan svart kant är placerade på fyndplatsen. Markörer med svart kant är placerade vid sidan av fyndplatsen har ett svart streck som visar fyndplatsens exakta position. Kartans mittpunktskoordinat är N 6275106, E 566702 i SWEREF 99 TM.</w:t>
+        <w:t>Figur 1. Fyndplatser för naturvårdsarter i och inom 11 meter från avverkningsanmälan. Markörer utan svart kant är placerade på fyndplatsen. Markörer med svart kant är placerade vid sidan av fyndplatsen och har ett svart streck som visar fyndplatsens exakta position. Kartans mittpunktskoordinat är N 6275106, E 566702 i SWEREF 99 TM.</w:t>
       </w:r>
     </w:p>
     <w:p>
@@ -830,7 +830,7 @@
     <w:r>
       <w:tab/>
       <w:tab/>
-      <w:t>2026-08-14</w:t>
+      <w:t>2026-08-15</w:t>
       <w:br/>
       <w:br/>
     </w:r>

--- a/klagomål/A 15774-2026 FSC-klagomål.docx
+++ b/klagomål/A 15774-2026 FSC-klagomål.docx
@@ -830,7 +830,7 @@
     <w:r>
       <w:tab/>
       <w:tab/>
-      <w:t>2026-08-15</w:t>
+      <w:t>2026-08-16</w:t>
       <w:br/>
       <w:br/>
     </w:r>

--- a/klagomål/A 15774-2026 FSC-klagomål.docx
+++ b/klagomål/A 15774-2026 FSC-klagomål.docx
@@ -830,7 +830,7 @@
     <w:r>
       <w:tab/>
       <w:tab/>
-      <w:t>2026-08-16</w:t>
+      <w:t>2026-08-17</w:t>
       <w:br/>
       <w:br/>
     </w:r>

--- a/klagomål/A 15774-2026 FSC-klagomål.docx
+++ b/klagomål/A 15774-2026 FSC-klagomål.docx
@@ -830,7 +830,7 @@
     <w:r>
       <w:tab/>
       <w:tab/>
-      <w:t>2026-08-17</w:t>
+      <w:t>2026-08-18</w:t>
       <w:br/>
       <w:br/>
     </w:r>

--- a/klagomål/A 15774-2026 FSC-klagomål.docx
+++ b/klagomål/A 15774-2026 FSC-klagomål.docx
@@ -830,7 +830,7 @@
     <w:r>
       <w:tab/>
       <w:tab/>
-      <w:t>2026-08-18</w:t>
+      <w:t>2026-08-19</w:t>
       <w:br/>
       <w:br/>
     </w:r>

--- a/klagomål/A 15774-2026 FSC-klagomål.docx
+++ b/klagomål/A 15774-2026 FSC-klagomål.docx
@@ -830,7 +830,7 @@
     <w:r>
       <w:tab/>
       <w:tab/>
-      <w:t>2026-08-19</w:t>
+      <w:t>2026-08-20</w:t>
       <w:br/>
       <w:br/>
     </w:r>

--- a/klagomål/A 15774-2026 FSC-klagomål.docx
+++ b/klagomål/A 15774-2026 FSC-klagomål.docx
@@ -830,7 +830,7 @@
     <w:r>
       <w:tab/>
       <w:tab/>
-      <w:t>2026-08-20</w:t>
+      <w:t>2026-08-21</w:t>
       <w:br/>
       <w:br/>
     </w:r>

--- a/klagomål/A 15774-2026 FSC-klagomål.docx
+++ b/klagomål/A 15774-2026 FSC-klagomål.docx
@@ -830,7 +830,7 @@
     <w:r>
       <w:tab/>
       <w:tab/>
-      <w:t>2026-08-21</w:t>
+      <w:t>2026-08-22</w:t>
       <w:br/>
       <w:br/>
     </w:r>

--- a/klagomål/A 15774-2026 FSC-klagomål.docx
+++ b/klagomål/A 15774-2026 FSC-klagomål.docx
@@ -830,7 +830,7 @@
     <w:r>
       <w:tab/>
       <w:tab/>
-      <w:t>2026-08-22</w:t>
+      <w:t>2026-08-23</w:t>
       <w:br/>
       <w:br/>
     </w:r>

--- a/klagomål/A 15774-2026 FSC-klagomål.docx
+++ b/klagomål/A 15774-2026 FSC-klagomål.docx
@@ -830,7 +830,7 @@
     <w:r>
       <w:tab/>
       <w:tab/>
-      <w:t>2026-08-23</w:t>
+      <w:t>2026-08-24</w:t>
       <w:br/>
       <w:br/>
     </w:r>

--- a/klagomål/A 15774-2026 FSC-klagomål.docx
+++ b/klagomål/A 15774-2026 FSC-klagomål.docx
@@ -830,7 +830,7 @@
     <w:r>
       <w:tab/>
       <w:tab/>
-      <w:t>2026-08-24</w:t>
+      <w:t>2026-08-25</w:t>
       <w:br/>
       <w:br/>
     </w:r>

--- a/klagomål/A 15774-2026 FSC-klagomål.docx
+++ b/klagomål/A 15774-2026 FSC-klagomål.docx
@@ -830,7 +830,7 @@
     <w:r>
       <w:tab/>
       <w:tab/>
-      <w:t>2026-08-25</w:t>
+      <w:t>2026-08-26</w:t>
       <w:br/>
       <w:br/>
     </w:r>

--- a/klagomål/A 15774-2026 FSC-klagomål.docx
+++ b/klagomål/A 15774-2026 FSC-klagomål.docx
@@ -830,7 +830,7 @@
     <w:r>
       <w:tab/>
       <w:tab/>
-      <w:t>2026-08-26</w:t>
+      <w:t>2026-08-27</w:t>
       <w:br/>
       <w:br/>
     </w:r>

--- a/klagomål/A 15774-2026 FSC-klagomål.docx
+++ b/klagomål/A 15774-2026 FSC-klagomål.docx
@@ -830,7 +830,7 @@
     <w:r>
       <w:tab/>
       <w:tab/>
-      <w:t>2026-08-27</w:t>
+      <w:t>2026-08-28</w:t>
       <w:br/>
       <w:br/>
     </w:r>

--- a/klagomål/A 15774-2026 FSC-klagomål.docx
+++ b/klagomål/A 15774-2026 FSC-klagomål.docx
@@ -830,7 +830,7 @@
     <w:r>
       <w:tab/>
       <w:tab/>
-      <w:t>2026-08-28</w:t>
+      <w:t>2026-08-29</w:t>
       <w:br/>
       <w:br/>
     </w:r>

--- a/klagomål/A 15774-2026 FSC-klagomål.docx
+++ b/klagomål/A 15774-2026 FSC-klagomål.docx
@@ -830,7 +830,7 @@
     <w:r>
       <w:tab/>
       <w:tab/>
-      <w:t>2026-08-29</w:t>
+      <w:t>2026-08-31</w:t>
       <w:br/>
       <w:br/>
     </w:r>

--- a/klagomål/A 15774-2026 FSC-klagomål.docx
+++ b/klagomål/A 15774-2026 FSC-klagomål.docx
@@ -830,7 +830,7 @@
     <w:r>
       <w:tab/>
       <w:tab/>
-      <w:t>2026-08-31</w:t>
+      <w:t>2026-09-01</w:t>
       <w:br/>
       <w:br/>
     </w:r>

--- a/klagomål/A 15774-2026 FSC-klagomål.docx
+++ b/klagomål/A 15774-2026 FSC-klagomål.docx
@@ -830,7 +830,7 @@
     <w:r>
       <w:tab/>
       <w:tab/>
-      <w:t>2026-09-01</w:t>
+      <w:t>2026-09-02</w:t>
       <w:br/>
       <w:br/>
     </w:r>

--- a/klagomål/A 15774-2026 FSC-klagomål.docx
+++ b/klagomål/A 15774-2026 FSC-klagomål.docx
@@ -830,7 +830,7 @@
     <w:r>
       <w:tab/>
       <w:tab/>
-      <w:t>2026-09-02</w:t>
+      <w:t>2026-09-03</w:t>
       <w:br/>
       <w:br/>
     </w:r>

--- a/klagomål/A 15774-2026 FSC-klagomål.docx
+++ b/klagomål/A 15774-2026 FSC-klagomål.docx
@@ -830,7 +830,7 @@
     <w:r>
       <w:tab/>
       <w:tab/>
-      <w:t>2026-09-03</w:t>
+      <w:t>2026-09-04</w:t>
       <w:br/>
       <w:br/>
     </w:r>

--- a/klagomål/A 15774-2026 FSC-klagomål.docx
+++ b/klagomål/A 15774-2026 FSC-klagomål.docx
@@ -830,7 +830,7 @@
     <w:r>
       <w:tab/>
       <w:tab/>
-      <w:t>2026-09-04</w:t>
+      <w:t>2026-09-05</w:t>
       <w:br/>
       <w:br/>
     </w:r>

--- a/klagomål/A 15774-2026 FSC-klagomål.docx
+++ b/klagomål/A 15774-2026 FSC-klagomål.docx
@@ -830,7 +830,7 @@
     <w:r>
       <w:tab/>
       <w:tab/>
-      <w:t>2026-09-05</w:t>
+      <w:t>2026-09-06</w:t>
       <w:br/>
       <w:br/>
     </w:r>

--- a/klagomål/A 15774-2026 FSC-klagomål.docx
+++ b/klagomål/A 15774-2026 FSC-klagomål.docx
@@ -830,7 +830,7 @@
     <w:r>
       <w:tab/>
       <w:tab/>
-      <w:t>2026-09-06</w:t>
+      <w:t>2026-09-07</w:t>
       <w:br/>
       <w:br/>
     </w:r>

--- a/klagomål/A 15774-2026 FSC-klagomål.docx
+++ b/klagomål/A 15774-2026 FSC-klagomål.docx
@@ -830,7 +830,7 @@
     <w:r>
       <w:tab/>
       <w:tab/>
-      <w:t>2026-09-07</w:t>
+      <w:t>2026-09-08</w:t>
       <w:br/>
       <w:br/>
     </w:r>

--- a/klagomål/A 15774-2026 FSC-klagomål.docx
+++ b/klagomål/A 15774-2026 FSC-klagomål.docx
@@ -830,7 +830,7 @@
     <w:r>
       <w:tab/>
       <w:tab/>
-      <w:t>2026-09-08</w:t>
+      <w:t>2026-09-09</w:t>
       <w:br/>
       <w:br/>
     </w:r>

--- a/klagomål/A 15774-2026 FSC-klagomål.docx
+++ b/klagomål/A 15774-2026 FSC-klagomål.docx
@@ -830,7 +830,7 @@
     <w:r>
       <w:tab/>
       <w:tab/>
-      <w:t>2026-09-09</w:t>
+      <w:t>2026-09-10</w:t>
       <w:br/>
       <w:br/>
     </w:r>

--- a/klagomål/A 15774-2026 FSC-klagomål.docx
+++ b/klagomål/A 15774-2026 FSC-klagomål.docx
@@ -830,7 +830,7 @@
     <w:r>
       <w:tab/>
       <w:tab/>
-      <w:t>2026-09-10</w:t>
+      <w:t>2026-09-11</w:t>
       <w:br/>
       <w:br/>
     </w:r>

--- a/klagomål/A 15774-2026 FSC-klagomål.docx
+++ b/klagomål/A 15774-2026 FSC-klagomål.docx
@@ -830,7 +830,7 @@
     <w:r>
       <w:tab/>
       <w:tab/>
-      <w:t>2026-09-11</w:t>
+      <w:t>2026-09-12</w:t>
       <w:br/>
       <w:br/>
     </w:r>
